--- a/repair-system/docs/报修工单管理系统-项目实施计划.docx
+++ b/repair-system/docs/报修工单管理系统-项目实施计划.docx
@@ -12,7 +12,7 @@
           <w:b/>
           <w:sz w:val="44"/>
         </w:rPr>
-        <w:t>宿舍/社区报修工单管理系统</w:t>
+        <w:t>社区报修工单管理系统</w:t>
       </w:r>
     </w:p>
     <w:p>
@@ -25,7 +25,7 @@
           <w:b w:val="0"/>
           <w:sz w:val="28"/>
         </w:rPr>
-        <w:t>项目实施计划  V1.0</w:t>
+        <w:t>项目实施计划  V2.0</w:t>
       </w:r>
     </w:p>
     <w:tbl>
@@ -127,7 +127,7 @@
                 <w:b w:val="0"/>
                 <w:sz w:val="22"/>
               </w:rPr>
-              <w:t>宿舍/社区报修工单管理系统</w:t>
+              <w:t>社区报修工单管理系统</w:t>
             </w:r>
           </w:p>
         </w:tc>
@@ -157,7 +157,7 @@
                 <w:b w:val="0"/>
                 <w:sz w:val="22"/>
               </w:rPr>
-              <w:t>V1.0</w:t>
+              <w:t>V2.0</w:t>
             </w:r>
           </w:p>
         </w:tc>
@@ -172,7 +172,7 @@
                 <w:b w:val="0"/>
                 <w:sz w:val="22"/>
               </w:rPr>
-              <w:t>2026-10-17</w:t>
+              <w:t>2026-10-19</w:t>
             </w:r>
           </w:p>
         </w:tc>
@@ -203,7 +203,20 @@
           <w:b w:val="0"/>
           <w:sz w:val="24"/>
         </w:rPr>
-        <w:t>本计划规划“宿舍/社区报修工单管理系统”从环境搭建、迭代开发、测试到交付的全过程。项目范围以《需求规格说明书 V1.0》为准，包含 M01~M10 共十个功能模块；WebSocket 实时推送、Excel 导出、RBAC 权限重构、智能派单等列入二期优化范围，本期不实施。</w:t>
+        <w:t>本项目分两期实施。一期（对应实施计划 V1.0 的 S1~S7）已完成三角色工单闭环、字典、公告、消息催办与统计可视化共十个模块的开发与验证。二期（本计划 S8~S13）在保留核心闭环的基础上实施四大升级：场景社区化改造（角色 RESIDENT 更名、位置字典单元化、种子数据社区化）、智能派单子系统（含技能标签）、安全套件（登录锁定/修改密码/个人中心/操作审计）、知识库FAQ 与统计大屏升级，并同步修复一期遗留缺陷、重写两份文档至 V2.0。</w:t>
+      </w:r>
+    </w:p>
+    <w:p>
+      <w:pPr>
+        <w:ind w:firstLine="480"/>
+      </w:pPr>
+      <w:r>
+        <w:rPr>
+          <w:rFonts w:ascii="Times New Roman" w:hAnsi="Times New Roman" w:eastAsia="宋体"/>
+          <w:b w:val="0"/>
+          <w:sz w:val="24"/>
+        </w:rPr>
+        <w:t>二期明确不实施的内容：WebSocket 实时推送、微信小程序端、AI 故障识别、备件与费用管理、抢单模式、维修工请假管理与改派申请审批流、Redis 等新增中间件。</w:t>
       </w:r>
     </w:p>
     <w:p>
@@ -441,6 +454,53 @@
                 <w:b w:val="0"/>
                 <w:sz w:val="22"/>
               </w:rPr>
+              <w:t>AOP 切面</w:t>
+            </w:r>
+          </w:p>
+        </w:tc>
+        <w:tc>
+          <w:tcPr>
+            <w:tcW w:type="dxa" w:w="2381"/>
+          </w:tcPr>
+          <w:p>
+            <w:r>
+              <w:rPr>
+                <w:rFonts w:ascii="Times New Roman" w:hAnsi="Times New Roman" w:eastAsia="宋体"/>
+                <w:b w:val="0"/>
+                <w:sz w:val="22"/>
+              </w:rPr>
+              <w:t>Spring AOP</w:t>
+            </w:r>
+          </w:p>
+        </w:tc>
+        <w:tc>
+          <w:tcPr>
+            <w:tcW w:type="dxa" w:w="5386"/>
+          </w:tcPr>
+          <w:p>
+            <w:r>
+              <w:rPr>
+                <w:rFonts w:ascii="Times New Roman" w:hAnsi="Times New Roman" w:eastAsia="宋体"/>
+                <w:b w:val="0"/>
+                <w:sz w:val="22"/>
+              </w:rPr>
+              <w:t>操作日志审计以注解+切面无侵入实现，业务零耦合</w:t>
+            </w:r>
+          </w:p>
+        </w:tc>
+      </w:tr>
+      <w:tr>
+        <w:tc>
+          <w:tcPr>
+            <w:tcW w:type="dxa" w:w="1587"/>
+          </w:tcPr>
+          <w:p>
+            <w:r>
+              <w:rPr>
+                <w:rFonts w:ascii="Times New Roman" w:hAnsi="Times New Roman" w:eastAsia="宋体"/>
+                <w:b w:val="0"/>
+                <w:sz w:val="22"/>
+              </w:rPr>
               <w:t>定时任务</w:t>
             </w:r>
           </w:p>
@@ -471,7 +531,7 @@
                 <w:b w:val="0"/>
                 <w:sz w:val="22"/>
               </w:rPr>
-              <w:t>内置支持，满足超时催办这类轻量调度，无需引入 MQ</w:t>
+              <w:t>内置支持，满足超时催办与自动改派这类轻量调度，无需引入 MQ</w:t>
             </w:r>
           </w:p>
         </w:tc>
@@ -565,7 +625,7 @@
                 <w:b w:val="0"/>
                 <w:sz w:val="22"/>
               </w:rPr>
-              <w:t>组件丰富（表格/表单/弹窗/消息），中后台标准方案</w:t>
+              <w:t>组件丰富（表格/表单/弹窗/滑块/消息），中后台标准方案</w:t>
             </w:r>
           </w:p>
         </w:tc>
@@ -659,7 +719,7 @@
                 <w:b w:val="0"/>
                 <w:sz w:val="22"/>
               </w:rPr>
-              <w:t>统计可视化能力全面，文档丰富</w:t>
+              <w:t>统计可视化能力全面（含热力图），文档丰富</w:t>
             </w:r>
           </w:p>
         </w:tc>
@@ -737,7 +797,7 @@
           <w:b w:val="0"/>
           <w:sz w:val="24"/>
         </w:rPr>
-        <w:t>项目采用迭代增量开发，每个里程碑结束后进行阶段验证（可运行、可演示），总体分七个阶段。以单人全职投入估算，总工期约 15 个工作日；可根据实际并行压缩。</w:t>
+        <w:t>项目采用迭代增量开发，每个里程碑结束后进行阶段验证（可运行、可演示）。一期 S1~S7 已全部完成；二期共六个阶段（S8~S13），以单人全职投入估算总工期约 6 个工作日。</w:t>
       </w:r>
     </w:p>
     <w:tbl>
@@ -775,7 +835,7 @@
         </w:tc>
         <w:tc>
           <w:tcPr>
-            <w:tcW w:type="dxa" w:w="1928"/>
+            <w:tcW w:type="dxa" w:w="1814"/>
           </w:tcPr>
           <w:p>
             <w:pPr>
@@ -829,7 +889,7 @@
         </w:tc>
         <w:tc>
           <w:tcPr>
-            <w:tcW w:type="dxa" w:w="2438"/>
+            <w:tcW w:type="dxa" w:w="2551"/>
           </w:tcPr>
           <w:p>
             <w:pPr>
@@ -858,13 +918,13 @@
                 <w:b w:val="0"/>
                 <w:sz w:val="22"/>
               </w:rPr>
-              <w:t>S1</w:t>
+              <w:t>S1~S7</w:t>
             </w:r>
           </w:p>
         </w:tc>
         <w:tc>
           <w:tcPr>
-            <w:tcW w:type="dxa" w:w="1928"/>
+            <w:tcW w:type="dxa" w:w="1814"/>
           </w:tcPr>
           <w:p>
             <w:r>
@@ -873,7 +933,7 @@
                 <w:b w:val="0"/>
                 <w:sz w:val="22"/>
               </w:rPr>
-              <w:t>环境与骨架</w:t>
+              <w:t>一期（已完成）</w:t>
             </w:r>
           </w:p>
         </w:tc>
@@ -888,7 +948,315 @@
                 <w:b w:val="0"/>
                 <w:sz w:val="22"/>
               </w:rPr>
-              <w:t>前后端工程初始化、数据库建库建表、登录接口前后端联通</w:t>
+              <w:t>三角色工单闭环、字典/公告/消息/统计、答辩演示环境</w:t>
+            </w:r>
+          </w:p>
+        </w:tc>
+        <w:tc>
+          <w:tcPr>
+            <w:tcW w:type="dxa" w:w="850"/>
+          </w:tcPr>
+          <w:p>
+            <w:r>
+              <w:rPr>
+                <w:rFonts w:ascii="Times New Roman" w:hAnsi="Times New Roman" w:eastAsia="宋体"/>
+                <w:b w:val="0"/>
+                <w:sz w:val="22"/>
+              </w:rPr>
+              <w:t>已完成</w:t>
+            </w:r>
+          </w:p>
+        </w:tc>
+        <w:tc>
+          <w:tcPr>
+            <w:tcW w:type="dxa" w:w="2551"/>
+          </w:tcPr>
+          <w:p>
+            <w:r>
+              <w:rPr>
+                <w:rFonts w:ascii="Times New Roman" w:hAnsi="Times New Roman" w:eastAsia="宋体"/>
+                <w:b w:val="0"/>
+                <w:sz w:val="22"/>
+              </w:rPr>
+              <w:t>V1.0 验收标准全部通过</w:t>
+            </w:r>
+          </w:p>
+        </w:tc>
+      </w:tr>
+      <w:tr>
+        <w:tc>
+          <w:tcPr>
+            <w:tcW w:type="dxa" w:w="850"/>
+          </w:tcPr>
+          <w:p>
+            <w:r>
+              <w:rPr>
+                <w:rFonts w:ascii="Times New Roman" w:hAnsi="Times New Roman" w:eastAsia="宋体"/>
+                <w:b w:val="0"/>
+                <w:sz w:val="22"/>
+              </w:rPr>
+              <w:t>S8</w:t>
+            </w:r>
+          </w:p>
+        </w:tc>
+        <w:tc>
+          <w:tcPr>
+            <w:tcW w:type="dxa" w:w="1814"/>
+          </w:tcPr>
+          <w:p>
+            <w:r>
+              <w:rPr>
+                <w:rFonts w:ascii="Times New Roman" w:hAnsi="Times New Roman" w:eastAsia="宋体"/>
+                <w:b w:val="0"/>
+                <w:sz w:val="22"/>
+              </w:rPr>
+              <w:t>场景社区化改造</w:t>
+            </w:r>
+          </w:p>
+        </w:tc>
+        <w:tc>
+          <w:tcPr>
+            <w:tcW w:type="dxa" w:w="3572"/>
+          </w:tcPr>
+          <w:p>
+            <w:r>
+              <w:rPr>
+                <w:rFonts w:ascii="Times New Roman" w:hAnsi="Times New Roman" w:eastAsia="宋体"/>
+                <w:b w:val="0"/>
+                <w:sz w:val="22"/>
+              </w:rPr>
+              <w:t>角色 STUDENT→RESIDENT 全量更名、系统更名、位置字典单元化、init.sql 社区化种子数据</w:t>
+            </w:r>
+          </w:p>
+        </w:tc>
+        <w:tc>
+          <w:tcPr>
+            <w:tcW w:type="dxa" w:w="850"/>
+          </w:tcPr>
+          <w:p>
+            <w:r>
+              <w:rPr>
+                <w:rFonts w:ascii="Times New Roman" w:hAnsi="Times New Roman" w:eastAsia="宋体"/>
+                <w:b w:val="0"/>
+                <w:sz w:val="22"/>
+              </w:rPr>
+              <w:t>0.5天</w:t>
+            </w:r>
+          </w:p>
+        </w:tc>
+        <w:tc>
+          <w:tcPr>
+            <w:tcW w:type="dxa" w:w="2551"/>
+          </w:tcPr>
+          <w:p>
+            <w:r>
+              <w:rPr>
+                <w:rFonts w:ascii="Times New Roman" w:hAnsi="Times New Roman" w:eastAsia="宋体"/>
+                <w:b w:val="0"/>
+                <w:sz w:val="22"/>
+              </w:rPr>
+              <w:t>三角色按新命名正常登录并走通既有闭环</w:t>
+            </w:r>
+          </w:p>
+        </w:tc>
+      </w:tr>
+      <w:tr>
+        <w:tc>
+          <w:tcPr>
+            <w:tcW w:type="dxa" w:w="850"/>
+          </w:tcPr>
+          <w:p>
+            <w:r>
+              <w:rPr>
+                <w:rFonts w:ascii="Times New Roman" w:hAnsi="Times New Roman" w:eastAsia="宋体"/>
+                <w:b w:val="0"/>
+                <w:sz w:val="22"/>
+              </w:rPr>
+              <w:t>S9</w:t>
+            </w:r>
+          </w:p>
+        </w:tc>
+        <w:tc>
+          <w:tcPr>
+            <w:tcW w:type="dxa" w:w="1814"/>
+          </w:tcPr>
+          <w:p>
+            <w:r>
+              <w:rPr>
+                <w:rFonts w:ascii="Times New Roman" w:hAnsi="Times New Roman" w:eastAsia="宋体"/>
+                <w:b w:val="0"/>
+                <w:sz w:val="22"/>
+              </w:rPr>
+              <w:t>基线修复与升级脚本</w:t>
+            </w:r>
+          </w:p>
+        </w:tc>
+        <w:tc>
+          <w:tcPr>
+            <w:tcW w:type="dxa" w:w="3572"/>
+          </w:tcPr>
+          <w:p>
+            <w:r>
+              <w:rPr>
+                <w:rFonts w:ascii="Times New Roman" w:hAnsi="Times New Roman" w:eastAsia="宋体"/>
+                <w:b w:val="0"/>
+                <w:sz w:val="22"/>
+              </w:rPr>
+              <w:t>upgrade_v2.sql、图片上传两处缺陷修复、敏感配置外置、AOP 依赖引入</w:t>
+            </w:r>
+          </w:p>
+        </w:tc>
+        <w:tc>
+          <w:tcPr>
+            <w:tcW w:type="dxa" w:w="850"/>
+          </w:tcPr>
+          <w:p>
+            <w:r>
+              <w:rPr>
+                <w:rFonts w:ascii="Times New Roman" w:hAnsi="Times New Roman" w:eastAsia="宋体"/>
+                <w:b w:val="0"/>
+                <w:sz w:val="22"/>
+              </w:rPr>
+              <w:t>0.5天</w:t>
+            </w:r>
+          </w:p>
+        </w:tc>
+        <w:tc>
+          <w:tcPr>
+            <w:tcW w:type="dxa" w:w="2551"/>
+          </w:tcPr>
+          <w:p>
+            <w:r>
+              <w:rPr>
+                <w:rFonts w:ascii="Times New Roman" w:hAnsi="Times New Roman" w:eastAsia="宋体"/>
+                <w:b w:val="0"/>
+                <w:sz w:val="22"/>
+              </w:rPr>
+              <w:t>住户可成功上传并回显图片；新表结构就绪</w:t>
+            </w:r>
+          </w:p>
+        </w:tc>
+      </w:tr>
+      <w:tr>
+        <w:tc>
+          <w:tcPr>
+            <w:tcW w:type="dxa" w:w="850"/>
+          </w:tcPr>
+          <w:p>
+            <w:r>
+              <w:rPr>
+                <w:rFonts w:ascii="Times New Roman" w:hAnsi="Times New Roman" w:eastAsia="宋体"/>
+                <w:b w:val="0"/>
+                <w:sz w:val="22"/>
+              </w:rPr>
+              <w:t>S10</w:t>
+            </w:r>
+          </w:p>
+        </w:tc>
+        <w:tc>
+          <w:tcPr>
+            <w:tcW w:type="dxa" w:w="1814"/>
+          </w:tcPr>
+          <w:p>
+            <w:r>
+              <w:rPr>
+                <w:rFonts w:ascii="Times New Roman" w:hAnsi="Times New Roman" w:eastAsia="宋体"/>
+                <w:b w:val="0"/>
+                <w:sz w:val="22"/>
+              </w:rPr>
+              <w:t>安全套件</w:t>
+            </w:r>
+          </w:p>
+        </w:tc>
+        <w:tc>
+          <w:tcPr>
+            <w:tcW w:type="dxa" w:w="3572"/>
+          </w:tcPr>
+          <w:p>
+            <w:r>
+              <w:rPr>
+                <w:rFonts w:ascii="Times New Roman" w:hAnsi="Times New Roman" w:eastAsia="宋体"/>
+                <w:b w:val="0"/>
+                <w:sz w:val="22"/>
+              </w:rPr>
+              <w:t>登录锁定、修改密码、个人中心、AOP 操作审计与管理页</w:t>
+            </w:r>
+          </w:p>
+        </w:tc>
+        <w:tc>
+          <w:tcPr>
+            <w:tcW w:type="dxa" w:w="850"/>
+          </w:tcPr>
+          <w:p>
+            <w:r>
+              <w:rPr>
+                <w:rFonts w:ascii="Times New Roman" w:hAnsi="Times New Roman" w:eastAsia="宋体"/>
+                <w:b w:val="0"/>
+                <w:sz w:val="22"/>
+              </w:rPr>
+              <w:t>1天</w:t>
+            </w:r>
+          </w:p>
+        </w:tc>
+        <w:tc>
+          <w:tcPr>
+            <w:tcW w:type="dxa" w:w="2551"/>
+          </w:tcPr>
+          <w:p>
+            <w:r>
+              <w:rPr>
+                <w:rFonts w:ascii="Times New Roman" w:hAnsi="Times New Roman" w:eastAsia="宋体"/>
+                <w:b w:val="0"/>
+                <w:sz w:val="22"/>
+              </w:rPr>
+              <w:t>锁定/改密/审计三个场景均可演示验证</w:t>
+            </w:r>
+          </w:p>
+        </w:tc>
+      </w:tr>
+      <w:tr>
+        <w:tc>
+          <w:tcPr>
+            <w:tcW w:type="dxa" w:w="850"/>
+          </w:tcPr>
+          <w:p>
+            <w:r>
+              <w:rPr>
+                <w:rFonts w:ascii="Times New Roman" w:hAnsi="Times New Roman" w:eastAsia="宋体"/>
+                <w:b w:val="0"/>
+                <w:sz w:val="22"/>
+              </w:rPr>
+              <w:t>S11</w:t>
+            </w:r>
+          </w:p>
+        </w:tc>
+        <w:tc>
+          <w:tcPr>
+            <w:tcW w:type="dxa" w:w="1814"/>
+          </w:tcPr>
+          <w:p>
+            <w:r>
+              <w:rPr>
+                <w:rFonts w:ascii="Times New Roman" w:hAnsi="Times New Roman" w:eastAsia="宋体"/>
+                <w:b w:val="0"/>
+                <w:sz w:val="22"/>
+              </w:rPr>
+              <w:t>智能派单子系统</w:t>
+            </w:r>
+          </w:p>
+        </w:tc>
+        <w:tc>
+          <w:tcPr>
+            <w:tcW w:type="dxa" w:w="3572"/>
+          </w:tcPr>
+          <w:p>
+            <w:r>
+              <w:rPr>
+                <w:rFonts w:ascii="Times New Roman" w:hAnsi="Times New Roman" w:eastAsia="宋体"/>
+                <w:b w:val="0"/>
+                <w:sz w:val="22"/>
+              </w:rPr>
+              <w:t>技能标签维护、评分算法、自动派单/自动改派、派单规则配置页、得分明细展示</w:t>
             </w:r>
           </w:p>
         </w:tc>
@@ -909,7 +1277,7 @@
         </w:tc>
         <w:tc>
           <w:tcPr>
-            <w:tcW w:type="dxa" w:w="2438"/>
+            <w:tcW w:type="dxa" w:w="2551"/>
           </w:tcPr>
           <w:p>
             <w:r>
@@ -918,7 +1286,7 @@
                 <w:b w:val="0"/>
                 <w:sz w:val="22"/>
               </w:rPr>
-              <w:t>浏览器可登录并进入布局页</w:t>
+              <w:t>提交即秒级自动派单且日志含得分；转人工与改派上限场景通过</w:t>
             </w:r>
           </w:p>
         </w:tc>
@@ -935,13 +1303,13 @@
                 <w:b w:val="0"/>
                 <w:sz w:val="22"/>
               </w:rPr>
-              <w:t>S2</w:t>
+              <w:t>S12</w:t>
             </w:r>
           </w:p>
         </w:tc>
         <w:tc>
           <w:tcPr>
-            <w:tcW w:type="dxa" w:w="1928"/>
+            <w:tcW w:type="dxa" w:w="1814"/>
           </w:tcPr>
           <w:p>
             <w:r>
@@ -950,7 +1318,7 @@
                 <w:b w:val="0"/>
                 <w:sz w:val="22"/>
               </w:rPr>
-              <w:t>认证与用户管理</w:t>
+              <w:t>FAQ与大屏升级</w:t>
             </w:r>
           </w:p>
         </w:tc>
@@ -965,7 +1333,7 @@
                 <w:b w:val="0"/>
                 <w:sz w:val="22"/>
               </w:rPr>
-              <w:t>JWT登录/注册、角色路由守卫、管理员用户管理</w:t>
+              <w:t>FAQ 管理/浏览/推荐、楼栋×单元热力图、趋势预警</w:t>
             </w:r>
           </w:p>
         </w:tc>
@@ -980,13 +1348,13 @@
                 <w:b w:val="0"/>
                 <w:sz w:val="22"/>
               </w:rPr>
-              <w:t>2天</w:t>
+              <w:t>1天</w:t>
             </w:r>
           </w:p>
         </w:tc>
         <w:tc>
           <w:tcPr>
-            <w:tcW w:type="dxa" w:w="2438"/>
+            <w:tcW w:type="dxa" w:w="2551"/>
           </w:tcPr>
           <w:p>
             <w:r>
@@ -995,7 +1363,7 @@
                 <w:b w:val="0"/>
                 <w:sz w:val="22"/>
               </w:rPr>
-              <w:t>三角色登录后菜单各不相同，越权被拦截</w:t>
+              <w:t>报修页出现相关推荐；热力图与预警数据正确</w:t>
             </w:r>
           </w:p>
         </w:tc>
@@ -1012,13 +1380,13 @@
                 <w:b w:val="0"/>
                 <w:sz w:val="22"/>
               </w:rPr>
-              <w:t>S3</w:t>
+              <w:t>S13</w:t>
             </w:r>
           </w:p>
         </w:tc>
         <w:tc>
           <w:tcPr>
-            <w:tcW w:type="dxa" w:w="1928"/>
+            <w:tcW w:type="dxa" w:w="1814"/>
           </w:tcPr>
           <w:p>
             <w:r>
@@ -1027,7 +1395,7 @@
                 <w:b w:val="0"/>
                 <w:sz w:val="22"/>
               </w:rPr>
-              <w:t>字典与报修提交</w:t>
+              <w:t>文档V2.0与总回归</w:t>
             </w:r>
           </w:p>
         </w:tc>
@@ -1042,7 +1410,7 @@
                 <w:b w:val="0"/>
                 <w:sz w:val="22"/>
               </w:rPr>
-              <w:t>类型/位置字典管理、报修提交（含图片上传）</w:t>
+              <w:t>两份 V2.0 文档、全流程回归、注释规范清理</w:t>
             </w:r>
           </w:p>
         </w:tc>
@@ -1057,13 +1425,13 @@
                 <w:b w:val="0"/>
                 <w:sz w:val="22"/>
               </w:rPr>
-              <w:t>2天</w:t>
+              <w:t>1天</w:t>
             </w:r>
           </w:p>
         </w:tc>
         <w:tc>
           <w:tcPr>
-            <w:tcW w:type="dxa" w:w="2438"/>
+            <w:tcW w:type="dxa" w:w="2551"/>
           </w:tcPr>
           <w:p>
             <w:r>
@@ -1072,315 +1440,7 @@
                 <w:b w:val="0"/>
                 <w:sz w:val="22"/>
               </w:rPr>
-              <w:t>学生可完整提交一条带图报修</w:t>
-            </w:r>
-          </w:p>
-        </w:tc>
-      </w:tr>
-      <w:tr>
-        <w:tc>
-          <w:tcPr>
-            <w:tcW w:type="dxa" w:w="850"/>
-          </w:tcPr>
-          <w:p>
-            <w:r>
-              <w:rPr>
-                <w:rFonts w:ascii="Times New Roman" w:hAnsi="Times New Roman" w:eastAsia="宋体"/>
-                <w:b w:val="0"/>
-                <w:sz w:val="22"/>
-              </w:rPr>
-              <w:t>S4</w:t>
-            </w:r>
-          </w:p>
-        </w:tc>
-        <w:tc>
-          <w:tcPr>
-            <w:tcW w:type="dxa" w:w="1928"/>
-          </w:tcPr>
-          <w:p>
-            <w:r>
-              <w:rPr>
-                <w:rFonts w:ascii="Times New Roman" w:hAnsi="Times New Roman" w:eastAsia="宋体"/>
-                <w:b w:val="0"/>
-                <w:sz w:val="22"/>
-              </w:rPr>
-              <w:t>工单状态机（核心）</w:t>
-            </w:r>
-          </w:p>
-        </w:tc>
-        <w:tc>
-          <w:tcPr>
-            <w:tcW w:type="dxa" w:w="3572"/>
-          </w:tcPr>
-          <w:p>
-            <w:r>
-              <w:rPr>
-                <w:rFonts w:ascii="Times New Roman" w:hAnsi="Times New Roman" w:eastAsia="宋体"/>
-                <w:b w:val="0"/>
-                <w:sz w:val="22"/>
-              </w:rPr>
-              <w:t>派单/完成/验收/退回/撤销/关闭、流转日志、进度时间线</w:t>
-            </w:r>
-          </w:p>
-        </w:tc>
-        <w:tc>
-          <w:tcPr>
-            <w:tcW w:type="dxa" w:w="850"/>
-          </w:tcPr>
-          <w:p>
-            <w:r>
-              <w:rPr>
-                <w:rFonts w:ascii="Times New Roman" w:hAnsi="Times New Roman" w:eastAsia="宋体"/>
-                <w:b w:val="0"/>
-                <w:sz w:val="22"/>
-              </w:rPr>
-              <w:t>3天</w:t>
-            </w:r>
-          </w:p>
-        </w:tc>
-        <w:tc>
-          <w:tcPr>
-            <w:tcW w:type="dxa" w:w="2438"/>
-          </w:tcPr>
-          <w:p>
-            <w:r>
-              <w:rPr>
-                <w:rFonts w:ascii="Times New Roman" w:hAnsi="Times New Roman" w:eastAsia="宋体"/>
-                <w:b w:val="0"/>
-                <w:sz w:val="22"/>
-              </w:rPr>
-              <w:t>全流程走通，非法流转被拒绝</w:t>
-            </w:r>
-          </w:p>
-        </w:tc>
-      </w:tr>
-      <w:tr>
-        <w:tc>
-          <w:tcPr>
-            <w:tcW w:type="dxa" w:w="850"/>
-          </w:tcPr>
-          <w:p>
-            <w:r>
-              <w:rPr>
-                <w:rFonts w:ascii="Times New Roman" w:hAnsi="Times New Roman" w:eastAsia="宋体"/>
-                <w:b w:val="0"/>
-                <w:sz w:val="22"/>
-              </w:rPr>
-              <w:t>S5</w:t>
-            </w:r>
-          </w:p>
-        </w:tc>
-        <w:tc>
-          <w:tcPr>
-            <w:tcW w:type="dxa" w:w="1928"/>
-          </w:tcPr>
-          <w:p>
-            <w:r>
-              <w:rPr>
-                <w:rFonts w:ascii="Times New Roman" w:hAnsi="Times New Roman" w:eastAsia="宋体"/>
-                <w:b w:val="0"/>
-                <w:sz w:val="22"/>
-              </w:rPr>
-              <w:t>消息与定时催办</w:t>
-            </w:r>
-          </w:p>
-        </w:tc>
-        <w:tc>
-          <w:tcPr>
-            <w:tcW w:type="dxa" w:w="3572"/>
-          </w:tcPr>
-          <w:p>
-            <w:r>
-              <w:rPr>
-                <w:rFonts w:ascii="Times New Roman" w:hAnsi="Times New Roman" w:eastAsia="宋体"/>
-                <w:b w:val="0"/>
-                <w:sz w:val="22"/>
-              </w:rPr>
-              <w:t>站内消息、未读角标、超时催办定时任务</w:t>
-            </w:r>
-          </w:p>
-        </w:tc>
-        <w:tc>
-          <w:tcPr>
-            <w:tcW w:type="dxa" w:w="850"/>
-          </w:tcPr>
-          <w:p>
-            <w:r>
-              <w:rPr>
-                <w:rFonts w:ascii="Times New Roman" w:hAnsi="Times New Roman" w:eastAsia="宋体"/>
-                <w:b w:val="0"/>
-                <w:sz w:val="22"/>
-              </w:rPr>
-              <w:t>2天</w:t>
-            </w:r>
-          </w:p>
-        </w:tc>
-        <w:tc>
-          <w:tcPr>
-            <w:tcW w:type="dxa" w:w="2438"/>
-          </w:tcPr>
-          <w:p>
-            <w:r>
-              <w:rPr>
-                <w:rFonts w:ascii="Times New Roman" w:hAnsi="Times New Roman" w:eastAsia="宋体"/>
-                <w:b w:val="0"/>
-                <w:sz w:val="22"/>
-              </w:rPr>
-              <w:t>超时工单自动产生催办消息</w:t>
-            </w:r>
-          </w:p>
-        </w:tc>
-      </w:tr>
-      <w:tr>
-        <w:tc>
-          <w:tcPr>
-            <w:tcW w:type="dxa" w:w="850"/>
-          </w:tcPr>
-          <w:p>
-            <w:r>
-              <w:rPr>
-                <w:rFonts w:ascii="Times New Roman" w:hAnsi="Times New Roman" w:eastAsia="宋体"/>
-                <w:b w:val="0"/>
-                <w:sz w:val="22"/>
-              </w:rPr>
-              <w:t>S6</w:t>
-            </w:r>
-          </w:p>
-        </w:tc>
-        <w:tc>
-          <w:tcPr>
-            <w:tcW w:type="dxa" w:w="1928"/>
-          </w:tcPr>
-          <w:p>
-            <w:r>
-              <w:rPr>
-                <w:rFonts w:ascii="Times New Roman" w:hAnsi="Times New Roman" w:eastAsia="宋体"/>
-                <w:b w:val="0"/>
-                <w:sz w:val="22"/>
-              </w:rPr>
-              <w:t>统计可视化</w:t>
-            </w:r>
-          </w:p>
-        </w:tc>
-        <w:tc>
-          <w:tcPr>
-            <w:tcW w:type="dxa" w:w="3572"/>
-          </w:tcPr>
-          <w:p>
-            <w:r>
-              <w:rPr>
-                <w:rFonts w:ascii="Times New Roman" w:hAnsi="Times New Roman" w:eastAsia="宋体"/>
-                <w:b w:val="0"/>
-                <w:sz w:val="22"/>
-              </w:rPr>
-              <w:t>指标卡+四类 ECharts 图表</w:t>
-            </w:r>
-          </w:p>
-        </w:tc>
-        <w:tc>
-          <w:tcPr>
-            <w:tcW w:type="dxa" w:w="850"/>
-          </w:tcPr>
-          <w:p>
-            <w:r>
-              <w:rPr>
-                <w:rFonts w:ascii="Times New Roman" w:hAnsi="Times New Roman" w:eastAsia="宋体"/>
-                <w:b w:val="0"/>
-                <w:sz w:val="22"/>
-              </w:rPr>
-              <w:t>2天</w:t>
-            </w:r>
-          </w:p>
-        </w:tc>
-        <w:tc>
-          <w:tcPr>
-            <w:tcW w:type="dxa" w:w="2438"/>
-          </w:tcPr>
-          <w:p>
-            <w:r>
-              <w:rPr>
-                <w:rFonts w:ascii="Times New Roman" w:hAnsi="Times New Roman" w:eastAsia="宋体"/>
-                <w:b w:val="0"/>
-                <w:sz w:val="22"/>
-              </w:rPr>
-              <w:t>图表数据与数据库一致</w:t>
-            </w:r>
-          </w:p>
-        </w:tc>
-      </w:tr>
-      <w:tr>
-        <w:tc>
-          <w:tcPr>
-            <w:tcW w:type="dxa" w:w="850"/>
-          </w:tcPr>
-          <w:p>
-            <w:r>
-              <w:rPr>
-                <w:rFonts w:ascii="Times New Roman" w:hAnsi="Times New Roman" w:eastAsia="宋体"/>
-                <w:b w:val="0"/>
-                <w:sz w:val="22"/>
-              </w:rPr>
-              <w:t>S7</w:t>
-            </w:r>
-          </w:p>
-        </w:tc>
-        <w:tc>
-          <w:tcPr>
-            <w:tcW w:type="dxa" w:w="1928"/>
-          </w:tcPr>
-          <w:p>
-            <w:r>
-              <w:rPr>
-                <w:rFonts w:ascii="Times New Roman" w:hAnsi="Times New Roman" w:eastAsia="宋体"/>
-                <w:b w:val="0"/>
-                <w:sz w:val="22"/>
-              </w:rPr>
-              <w:t>测试与交付</w:t>
-            </w:r>
-          </w:p>
-        </w:tc>
-        <w:tc>
-          <w:tcPr>
-            <w:tcW w:type="dxa" w:w="3572"/>
-          </w:tcPr>
-          <w:p>
-            <w:r>
-              <w:rPr>
-                <w:rFonts w:ascii="Times New Roman" w:hAnsi="Times New Roman" w:eastAsia="宋体"/>
-                <w:b w:val="0"/>
-                <w:sz w:val="22"/>
-              </w:rPr>
-              <w:t>功能测试用例执行、缺陷修复、部署说明、答辩演示脚本</w:t>
-            </w:r>
-          </w:p>
-        </w:tc>
-        <w:tc>
-          <w:tcPr>
-            <w:tcW w:type="dxa" w:w="850"/>
-          </w:tcPr>
-          <w:p>
-            <w:r>
-              <w:rPr>
-                <w:rFonts w:ascii="Times New Roman" w:hAnsi="Times New Roman" w:eastAsia="宋体"/>
-                <w:b w:val="0"/>
-                <w:sz w:val="22"/>
-              </w:rPr>
-              <w:t>2天</w:t>
-            </w:r>
-          </w:p>
-        </w:tc>
-        <w:tc>
-          <w:tcPr>
-            <w:tcW w:type="dxa" w:w="2438"/>
-          </w:tcPr>
-          <w:p>
-            <w:r>
-              <w:rPr>
-                <w:rFonts w:ascii="Times New Roman" w:hAnsi="Times New Roman" w:eastAsia="宋体"/>
-                <w:b w:val="0"/>
-                <w:sz w:val="22"/>
-              </w:rPr>
-              <w:t>验收标准全部通过</w:t>
+              <w:t>文档评审通过；全流程回归通过</w:t>
             </w:r>
           </w:p>
         </w:tc>
@@ -1398,7 +1458,7 @@
           <w:color w:val="000000"/>
           <w:sz w:val="32"/>
         </w:rPr>
-        <w:t>4  详细任务分解（WBS）</w:t>
+        <w:t>4  详细任务分解（WBS，二期）</w:t>
       </w:r>
     </w:p>
     <w:p>
@@ -1412,7 +1472,7 @@
           <w:color w:val="000000"/>
           <w:sz w:val="28"/>
         </w:rPr>
-        <w:t>4.1  S1 环境与骨架</w:t>
+        <w:t>4.1  S8 场景社区化改造</w:t>
       </w:r>
     </w:p>
     <w:p>
@@ -1425,7 +1485,7 @@
           <w:b w:val="0"/>
           <w:sz w:val="24"/>
         </w:rPr>
-        <w:t>1.1 安装配置 JDK17+/Maven/Node/MySQL，执行 sql/init.sql 建库；</w:t>
+        <w:t>8.1 全局检索 STUDENT/学生/宿舍 字符串清单，逐文件替换为 RESIDENT/住户/社区（前端路由与角色判断、后端角色注解与常量、演示模式配置）；</w:t>
       </w:r>
     </w:p>
     <w:p>
@@ -1438,7 +1498,7 @@
           <w:b w:val="0"/>
           <w:sz w:val="24"/>
         </w:rPr>
-        <w:t>1.2 初始化 Spring Boot 工程（依赖、application.yml、统一返回 Result、全局异常处理）；</w:t>
+        <w:t>8.2 系统名称统一为“社区报修工单管理系统”（页面标题、登录页、侧边栏）；</w:t>
       </w:r>
     </w:p>
     <w:p>
@@ -1451,7 +1511,7 @@
           <w:b w:val="0"/>
           <w:sz w:val="24"/>
         </w:rPr>
-        <w:t>1.3 初始化 Vue3 工程（Vite、Element Plus、Axios 封装、路由骨架、Pinia）；</w:t>
+        <w:t>8.3 位置字典楼层→单元（表字段、实体、管理页、报修表单级联）；</w:t>
       </w:r>
     </w:p>
     <w:p>
@@ -1464,7 +1524,7 @@
           <w:b w:val="0"/>
           <w:sz w:val="24"/>
         </w:rPr>
-        <w:t>1.4 配置 CORS 与 /uploads 静态映射，跑通一个受 token 保护的测试接口。</w:t>
+        <w:t>8.4 重写 init.sql：六类社区故障类型、楼栋-单元-房间种子数据、住户/维修工演示账号与演示工单；执行数据库迁移。</w:t>
       </w:r>
     </w:p>
     <w:p>
@@ -1478,7 +1538,7 @@
           <w:color w:val="000000"/>
           <w:sz w:val="28"/>
         </w:rPr>
-        <w:t>4.2  S2 认证与用户管理</w:t>
+        <w:t>4.2  S9 基线修复与升级脚本</w:t>
       </w:r>
     </w:p>
     <w:p>
@@ -1491,7 +1551,7 @@
           <w:b w:val="0"/>
           <w:sz w:val="24"/>
         </w:rPr>
-        <w:t>2.1 JwtUtil 与认证过滤器、SecurityConfig（放行规则、BCrypt 注入）；</w:t>
+        <w:t>9.1 编写 upgrade_v2.sql（新增 4 表、user 与 repair_order 加字段、location 字段调整）；</w:t>
       </w:r>
     </w:p>
     <w:p>
@@ -1504,7 +1564,7 @@
           <w:b w:val="0"/>
           <w:sz w:val="24"/>
         </w:rPr>
-        <w:t>2.2 登录/注册接口与前端登录页、注册页；</w:t>
+        <w:t>9.2 修复报修表单图片上传未携带 JWT 头缺陷；</w:t>
       </w:r>
     </w:p>
     <w:p>
@@ -1517,7 +1577,7 @@
           <w:b w:val="0"/>
           <w:sz w:val="24"/>
         </w:rPr>
-        <w:t>2.3 路由守卫按角色拦截（meta.roles）；Layout 侧边菜单按角色渲染；</w:t>
+        <w:t>9.3 修复文件保存相对路径缺陷（改为绝对路径并自动建目录）；</w:t>
       </w:r>
     </w:p>
     <w:p>
@@ -1530,7 +1590,7 @@
           <w:b w:val="0"/>
           <w:sz w:val="24"/>
         </w:rPr>
-        <w:t>2.4 管理员用户管理页（分页/新增/编辑/禁用/删除）。</w:t>
+        <w:t>9.4 application.yml 敏感配置外置（数据库口令、JWT 密钥、上传目录支持环境变量，本地覆盖文件不入库）。</w:t>
       </w:r>
     </w:p>
     <w:p>
@@ -1544,7 +1604,7 @@
           <w:color w:val="000000"/>
           <w:sz w:val="28"/>
         </w:rPr>
-        <w:t>4.3  S3 字典与报修提交</w:t>
+        <w:t>4.3  S10 安全套件</w:t>
       </w:r>
     </w:p>
     <w:p>
@@ -1557,7 +1617,7 @@
           <w:b w:val="0"/>
           <w:sz w:val="24"/>
         </w:rPr>
-        <w:t>3.1 报修类型、位置字典的 CRUD 接口与管理页；</w:t>
+        <w:t>10.1 登录锁定：失败计数与锁定时间落库，5 次锁 10 分钟，提示防账号枚举；</w:t>
       </w:r>
     </w:p>
     <w:p>
@@ -1570,7 +1630,7 @@
           <w:b w:val="0"/>
           <w:sz w:val="24"/>
         </w:rPr>
-        <w:t>3.2 图片上传接口（类型白名单、大小限制、UUID 重命名）；</w:t>
+        <w:t>10.2 个人中心：资料查看/修改、修改密码（验证旧密码）接口与页面；</w:t>
       </w:r>
     </w:p>
     <w:p>
@@ -1583,7 +1643,20 @@
           <w:b w:val="0"/>
           <w:sz w:val="24"/>
         </w:rPr>
-        <w:t>3.3 学生报修表单（字典级联下拉、多图上传、优先级选择）与提交事务。</w:t>
+        <w:t>10.3 自定义审计注解 + AOP 切面：记录操作人/模块/动作/IP/脱敏参数/结果，写入操作日志表；</w:t>
+      </w:r>
+    </w:p>
+    <w:p>
+      <w:pPr>
+        <w:pStyle w:val="ListBullet"/>
+      </w:pPr>
+      <w:r>
+        <w:rPr>
+          <w:rFonts w:ascii="Times New Roman" w:hAnsi="Times New Roman" w:eastAsia="宋体"/>
+          <w:b w:val="0"/>
+          <w:sz w:val="24"/>
+        </w:rPr>
+        <w:t>10.4 管理端操作日志查询页（分页、筛选、行展开）。</w:t>
       </w:r>
     </w:p>
     <w:p>
@@ -1597,7 +1670,7 @@
           <w:color w:val="000000"/>
           <w:sz w:val="28"/>
         </w:rPr>
-        <w:t>4.4  S4 工单状态机（关键路径，重点投入）</w:t>
+        <w:t>4.4  S11 智能派单子系统（关键路径，重点投入）</w:t>
       </w:r>
     </w:p>
     <w:p>
@@ -1610,7 +1683,7 @@
           <w:b w:val="0"/>
           <w:sz w:val="24"/>
         </w:rPr>
-        <w:t>4.1 状态常量与流转规则表设计，Service 层统一校验方法；</w:t>
+        <w:t>11.1 维修工技能标签维护（用户管理页多选 + 技能接口）；</w:t>
       </w:r>
     </w:p>
     <w:p>
@@ -1623,7 +1696,7 @@
           <w:b w:val="0"/>
           <w:sz w:val="24"/>
         </w:rPr>
-        <w:t>4.2 派单、完成、验收通过、验收退回、撤销、关闭、催办七个动作接口；</w:t>
+        <w:t>11.2 DispatchService 评分算法：硬约束过滤、负荷/历史评分/楼栋熟悉度三维归一化打分、紧急工单权重放大、TopN 得分明细 JSON 存档；</w:t>
       </w:r>
     </w:p>
     <w:p>
@@ -1636,7 +1709,7 @@
           <w:b w:val="0"/>
           <w:sz w:val="24"/>
         </w:rPr>
-        <w:t>4.3 流转日志写入与时间线查询接口；前端 OrderTimeline/StatusTag 组件；</w:t>
+        <w:t>11.3 工单提交接入自动派单（带状态条件乐观更新防并发）；</w:t>
       </w:r>
     </w:p>
     <w:p>
@@ -1649,7 +1722,33 @@
           <w:b w:val="0"/>
           <w:sz w:val="24"/>
         </w:rPr>
-        <w:t>4.4 三角色工单列表页（我的工单/维修任务/工单管理）与详情弹窗。</w:t>
+        <w:t>11.4 定时任务改造：处理中超 48 小时自动改派（tried_workers 排除、2 次上限、超限转人工）；</w:t>
+      </w:r>
+    </w:p>
+    <w:p>
+      <w:pPr>
+        <w:pStyle w:val="ListBullet"/>
+      </w:pPr>
+      <w:r>
+        <w:rPr>
+          <w:rFonts w:ascii="Times New Roman" w:hAnsi="Times New Roman" w:eastAsia="宋体"/>
+          <w:b w:val="0"/>
+          <w:sz w:val="24"/>
+        </w:rPr>
+        <w:t>11.5 派单规则配置页（开关、权重滑块、阈值参数，保存校验）与候选人得分明细接口；</w:t>
+      </w:r>
+    </w:p>
+    <w:p>
+      <w:pPr>
+        <w:pStyle w:val="ListBullet"/>
+      </w:pPr>
+      <w:r>
+        <w:rPr>
+          <w:rFonts w:ascii="Times New Roman" w:hAnsi="Times New Roman" w:eastAsia="宋体"/>
+          <w:b w:val="0"/>
+          <w:sz w:val="24"/>
+        </w:rPr>
+        <w:t>11.6 工单管理页派单弹窗改为智能推荐模式（分项得分条形图、一键采纳/手选），详情展示派单方式与改派次数。</w:t>
       </w:r>
     </w:p>
     <w:p>
@@ -1663,7 +1762,7 @@
           <w:color w:val="000000"/>
           <w:sz w:val="28"/>
         </w:rPr>
-        <w:t>4.5  S5 消息与定时催办</w:t>
+        <w:t>4.5  S12 FAQ 与大屏升级</w:t>
       </w:r>
     </w:p>
     <w:p>
@@ -1676,7 +1775,7 @@
           <w:b w:val="0"/>
           <w:sz w:val="24"/>
         </w:rPr>
-        <w:t>5.1 message 表读写服务、未读数接口、消息中心页；</w:t>
+        <w:t>12.1 faq 表 CRUD 接口与管理页、全角色浏览页（分类/搜索/浏览计数）；</w:t>
       </w:r>
     </w:p>
     <w:p>
@@ -1689,7 +1788,7 @@
           <w:b w:val="0"/>
           <w:sz w:val="24"/>
         </w:rPr>
-        <w:t>5.2 各业务动作埋点发送站内消息；</w:t>
+        <w:t>12.2 报修表单侧边按类型推荐 FAQ；</w:t>
       </w:r>
     </w:p>
     <w:p>
@@ -1702,7 +1801,20 @@
           <w:b w:val="0"/>
           <w:sz w:val="24"/>
         </w:rPr>
-        <w:t>5.3 OrderTimeoutTask 定时任务（24h/48h 规则）与日志观测。</w:t>
+        <w:t>12.3 热力图与趋势预警统计接口；</w:t>
+      </w:r>
+    </w:p>
+    <w:p>
+      <w:pPr>
+        <w:pStyle w:val="ListBullet"/>
+      </w:pPr>
+      <w:r>
+        <w:rPr>
+          <w:rFonts w:ascii="Times New Roman" w:hAnsi="Times New Roman" w:eastAsia="宋体"/>
+          <w:b w:val="0"/>
+          <w:sz w:val="24"/>
+        </w:rPr>
+        <w:t>12.4 大屏改造：楼栋×单元热力图、趋势预警红标与横幅、维修工排行附技能标签。</w:t>
       </w:r>
     </w:p>
     <w:p>
@@ -1716,7 +1828,7 @@
           <w:color w:val="000000"/>
           <w:sz w:val="28"/>
         </w:rPr>
-        <w:t>4.6  S6 统计可视化</w:t>
+        <w:t>4.6  S13 文档 V2.0 与总回归</w:t>
       </w:r>
     </w:p>
     <w:p>
@@ -1729,7 +1841,7 @@
           <w:b w:val="0"/>
           <w:sz w:val="24"/>
         </w:rPr>
-        <w:t>6.1 统计 SQL（类型分布/月度趋势/评分排行/平均时长）与接口；</w:t>
+        <w:t>13.1 重写需求规格说明书与实施计划至 V2.0（社区场景、新模块章节、新用例）；</w:t>
       </w:r>
     </w:p>
     <w:p>
@@ -1742,21 +1854,7 @@
           <w:b w:val="0"/>
           <w:sz w:val="24"/>
         </w:rPr>
-        <w:t>6.2 Dashboard 页：指标卡 + ECharts 图表联调。</w:t>
-      </w:r>
-    </w:p>
-    <w:p>
-      <w:pPr>
-        <w:pStyle w:val="Heading2"/>
-      </w:pPr>
-      <w:r>
-        <w:rPr>
-          <w:rFonts w:ascii="Times New Roman" w:hAnsi="Times New Roman" w:eastAsia="黑体"/>
-          <w:b/>
-          <w:color w:val="000000"/>
-          <w:sz w:val="28"/>
-        </w:rPr>
-        <w:t>4.7  S7 测试与交付</w:t>
+        <w:t>13.2 三角色闭环 + 新功能全流程回归；</w:t>
       </w:r>
     </w:p>
     <w:p>
@@ -1769,7 +1867,7 @@
           <w:b w:val="0"/>
           <w:sz w:val="24"/>
         </w:rPr>
-        <w:t>7.1 按测试计划执行功能测试并修复缺陷；</w:t>
+        <w:t>13.3 代码注释规范清理（类头职责、算法流程注释）；</w:t>
       </w:r>
     </w:p>
     <w:p>
@@ -1782,20 +1880,7 @@
           <w:b w:val="0"/>
           <w:sz w:val="24"/>
         </w:rPr>
-        <w:t>7.2 编写 README（启动步骤、账号、常见问题）；</w:t>
-      </w:r>
-    </w:p>
-    <w:p>
-      <w:pPr>
-        <w:pStyle w:val="ListBullet"/>
-      </w:pPr>
-      <w:r>
-        <w:rPr>
-          <w:rFonts w:ascii="Times New Roman" w:hAnsi="Times New Roman" w:eastAsia="宋体"/>
-          <w:b w:val="0"/>
-          <w:sz w:val="24"/>
-        </w:rPr>
-        <w:t>7.3 准备演示数据与答辩演示脚本。</w:t>
+        <w:t>13.4 更新 README（V2.0 启动说明、环境变量、测试账号）。</w:t>
       </w:r>
     </w:p>
     <w:p>
@@ -1836,7 +1921,7 @@
           <w:b w:val="0"/>
           <w:sz w:val="24"/>
         </w:rPr>
-        <w:t>以手工功能测试为主、接口测试为辅；核心状态机补充 JUnit 单元测试。每阶段完成即执行对应回归。</w:t>
+        <w:t>以手工功能测试为主、接口测试为辅；核心状态机与派单算法补充 JUnit 单元测试。每阶段完成即执行对应回归。</w:t>
       </w:r>
     </w:p>
     <w:p>
@@ -1906,7 +1991,7 @@
         </w:tc>
         <w:tc>
           <w:tcPr>
-            <w:tcW w:type="dxa" w:w="1701"/>
+            <w:tcW w:type="dxa" w:w="1814"/>
           </w:tcPr>
           <w:p>
             <w:pPr>
@@ -1924,7 +2009,7 @@
         </w:tc>
         <w:tc>
           <w:tcPr>
-            <w:tcW w:type="dxa" w:w="2268"/>
+            <w:tcW w:type="dxa" w:w="2154"/>
           </w:tcPr>
           <w:p>
             <w:pPr>
@@ -1992,7 +2077,7 @@
         </w:tc>
         <w:tc>
           <w:tcPr>
-            <w:tcW w:type="dxa" w:w="1701"/>
+            <w:tcW w:type="dxa" w:w="1814"/>
           </w:tcPr>
           <w:p>
             <w:r>
@@ -2007,7 +2092,7 @@
         </w:tc>
         <w:tc>
           <w:tcPr>
-            <w:tcW w:type="dxa" w:w="2268"/>
+            <w:tcW w:type="dxa" w:w="2154"/>
           </w:tcPr>
           <w:p>
             <w:r>
@@ -2069,7 +2154,7 @@
         </w:tc>
         <w:tc>
           <w:tcPr>
-            <w:tcW w:type="dxa" w:w="1701"/>
+            <w:tcW w:type="dxa" w:w="1814"/>
           </w:tcPr>
           <w:p>
             <w:r>
@@ -2084,7 +2169,7 @@
         </w:tc>
         <w:tc>
           <w:tcPr>
-            <w:tcW w:type="dxa" w:w="2268"/>
+            <w:tcW w:type="dxa" w:w="2154"/>
           </w:tcPr>
           <w:p>
             <w:r>
@@ -2108,7 +2193,7 @@
                 <w:b w:val="0"/>
                 <w:sz w:val="22"/>
               </w:rPr>
-              <w:t>提示“用户名或密码错误”</w:t>
+              <w:t>提示“用户名或密码错误”（不区分账号是否存在）</w:t>
             </w:r>
           </w:p>
         </w:tc>
@@ -2146,7 +2231,7 @@
         </w:tc>
         <w:tc>
           <w:tcPr>
-            <w:tcW w:type="dxa" w:w="1701"/>
+            <w:tcW w:type="dxa" w:w="1814"/>
           </w:tcPr>
           <w:p>
             <w:r>
@@ -2155,13 +2240,13 @@
                 <w:b w:val="0"/>
                 <w:sz w:val="22"/>
               </w:rPr>
-              <w:t>学生已登录</w:t>
+              <w:t>住户已登录</w:t>
             </w:r>
           </w:p>
         </w:tc>
         <w:tc>
           <w:tcPr>
-            <w:tcW w:type="dxa" w:w="2268"/>
+            <w:tcW w:type="dxa" w:w="2154"/>
           </w:tcPr>
           <w:p>
             <w:r>
@@ -2185,7 +2270,7 @@
                 <w:b w:val="0"/>
                 <w:sz w:val="22"/>
               </w:rPr>
-              <w:t>生成工单号，状态待派单，管理员收到消息</w:t>
+              <w:t>生成工单号，状态待派单，随后触发智能派单</w:t>
             </w:r>
           </w:p>
         </w:tc>
@@ -2217,13 +2302,13 @@
                 <w:b w:val="0"/>
                 <w:sz w:val="22"/>
               </w:rPr>
-              <w:t>管理员派单</w:t>
+              <w:t>智能自动派单</w:t>
             </w:r>
           </w:p>
         </w:tc>
         <w:tc>
           <w:tcPr>
-            <w:tcW w:type="dxa" w:w="1701"/>
+            <w:tcW w:type="dxa" w:w="1814"/>
           </w:tcPr>
           <w:p>
             <w:r>
@@ -2232,13 +2317,13 @@
                 <w:b w:val="0"/>
                 <w:sz w:val="22"/>
               </w:rPr>
-              <w:t>存在待派单工单</w:t>
+              <w:t>lisi配水电、wangwu配电梯技能</w:t>
             </w:r>
           </w:p>
         </w:tc>
         <w:tc>
           <w:tcPr>
-            <w:tcW w:type="dxa" w:w="2268"/>
+            <w:tcW w:type="dxa" w:w="2154"/>
           </w:tcPr>
           <w:p>
             <w:r>
@@ -2247,7 +2332,7 @@
                 <w:b w:val="0"/>
                 <w:sz w:val="22"/>
               </w:rPr>
-              <w:t>选择维修工确认派单</w:t>
+              <w:t>提交水电类工单</w:t>
             </w:r>
           </w:p>
         </w:tc>
@@ -2262,7 +2347,7 @@
                 <w:b w:val="0"/>
                 <w:sz w:val="22"/>
               </w:rPr>
-              <w:t>状态变处理中，维修工收到消息</w:t>
+              <w:t>秒级自动派给综合得分最高者，日志记录“智能派单(得分xx)”，维修工收到消息</w:t>
             </w:r>
           </w:p>
         </w:tc>
@@ -2294,13 +2379,13 @@
                 <w:b w:val="0"/>
                 <w:sz w:val="22"/>
               </w:rPr>
-              <w:t>重复派单</w:t>
+              <w:t>无匹配转人工</w:t>
             </w:r>
           </w:p>
         </w:tc>
         <w:tc>
           <w:tcPr>
-            <w:tcW w:type="dxa" w:w="1701"/>
+            <w:tcW w:type="dxa" w:w="1814"/>
           </w:tcPr>
           <w:p>
             <w:r>
@@ -2309,13 +2394,13 @@
                 <w:b w:val="0"/>
                 <w:sz w:val="22"/>
               </w:rPr>
-              <w:t>工单已派单</w:t>
+              <w:t>存在无任何维修工配置技能的类型</w:t>
             </w:r>
           </w:p>
         </w:tc>
         <w:tc>
           <w:tcPr>
-            <w:tcW w:type="dxa" w:w="2268"/>
+            <w:tcW w:type="dxa" w:w="2154"/>
           </w:tcPr>
           <w:p>
             <w:r>
@@ -2324,7 +2409,7 @@
                 <w:b w:val="0"/>
                 <w:sz w:val="22"/>
               </w:rPr>
-              <w:t>再次调用派单接口</w:t>
+              <w:t>提交该类型工单</w:t>
             </w:r>
           </w:p>
         </w:tc>
@@ -2339,7 +2424,7 @@
                 <w:b w:val="0"/>
                 <w:sz w:val="22"/>
               </w:rPr>
-              <w:t>拒绝并提示“该工单已派单”</w:t>
+              <w:t>工单停留待派单，管理员收到转人工消息</w:t>
             </w:r>
           </w:p>
         </w:tc>
@@ -2377,7 +2462,7 @@
         </w:tc>
         <w:tc>
           <w:tcPr>
-            <w:tcW w:type="dxa" w:w="1701"/>
+            <w:tcW w:type="dxa" w:w="1814"/>
           </w:tcPr>
           <w:p>
             <w:r>
@@ -2392,7 +2477,7 @@
         </w:tc>
         <w:tc>
           <w:tcPr>
-            <w:tcW w:type="dxa" w:w="2268"/>
+            <w:tcW w:type="dxa" w:w="2154"/>
           </w:tcPr>
           <w:p>
             <w:r>
@@ -2454,7 +2539,7 @@
         </w:tc>
         <w:tc>
           <w:tcPr>
-            <w:tcW w:type="dxa" w:w="1701"/>
+            <w:tcW w:type="dxa" w:w="1814"/>
           </w:tcPr>
           <w:p>
             <w:r>
@@ -2469,7 +2554,7 @@
         </w:tc>
         <w:tc>
           <w:tcPr>
-            <w:tcW w:type="dxa" w:w="2268"/>
+            <w:tcW w:type="dxa" w:w="2154"/>
           </w:tcPr>
           <w:p>
             <w:r>
@@ -2531,7 +2616,7 @@
         </w:tc>
         <w:tc>
           <w:tcPr>
-            <w:tcW w:type="dxa" w:w="1701"/>
+            <w:tcW w:type="dxa" w:w="1814"/>
           </w:tcPr>
           <w:p>
             <w:r>
@@ -2546,7 +2631,7 @@
         </w:tc>
         <w:tc>
           <w:tcPr>
-            <w:tcW w:type="dxa" w:w="2268"/>
+            <w:tcW w:type="dxa" w:w="2154"/>
           </w:tcPr>
           <w:p>
             <w:r>
@@ -2608,7 +2693,7 @@
         </w:tc>
         <w:tc>
           <w:tcPr>
-            <w:tcW w:type="dxa" w:w="1701"/>
+            <w:tcW w:type="dxa" w:w="1814"/>
           </w:tcPr>
           <w:p>
             <w:r>
@@ -2617,13 +2702,13 @@
                 <w:b w:val="0"/>
                 <w:sz w:val="22"/>
               </w:rPr>
-              <w:t>学生A的工单</w:t>
+              <w:t>住户A的工单</w:t>
             </w:r>
           </w:p>
         </w:tc>
         <w:tc>
           <w:tcPr>
-            <w:tcW w:type="dxa" w:w="2268"/>
+            <w:tcW w:type="dxa" w:w="2154"/>
           </w:tcPr>
           <w:p>
             <w:r>
@@ -2632,7 +2717,7 @@
                 <w:b w:val="0"/>
                 <w:sz w:val="22"/>
               </w:rPr>
-              <w:t>学生B调用撤销接口</w:t>
+              <w:t>住户B调用撤销接口</w:t>
             </w:r>
           </w:p>
         </w:tc>
@@ -2679,13 +2764,13 @@
                 <w:b w:val="0"/>
                 <w:sz w:val="22"/>
               </w:rPr>
-              <w:t>超时催办</w:t>
+              <w:t>超时自动改派</w:t>
             </w:r>
           </w:p>
         </w:tc>
         <w:tc>
           <w:tcPr>
-            <w:tcW w:type="dxa" w:w="1701"/>
+            <w:tcW w:type="dxa" w:w="1814"/>
           </w:tcPr>
           <w:p>
             <w:r>
@@ -2694,13 +2779,13 @@
                 <w:b w:val="0"/>
                 <w:sz w:val="22"/>
               </w:rPr>
-              <w:t>存在提交超24h的待派单</w:t>
+              <w:t>处理中工单派单时间改为48h前</w:t>
             </w:r>
           </w:p>
         </w:tc>
         <w:tc>
           <w:tcPr>
-            <w:tcW w:type="dxa" w:w="2268"/>
+            <w:tcW w:type="dxa" w:w="2154"/>
           </w:tcPr>
           <w:p>
             <w:r>
@@ -2724,7 +2809,7 @@
                 <w:b w:val="0"/>
                 <w:sz w:val="22"/>
               </w:rPr>
-              <w:t>管理员收到超时提醒消息</w:t>
+              <w:t>自动改派给次优维修工，reassign_count+1，通知相关人</w:t>
             </w:r>
           </w:p>
         </w:tc>
@@ -2756,7 +2841,69 @@
                 <w:b w:val="0"/>
                 <w:sz w:val="22"/>
               </w:rPr>
-              <w:t>越权访问接口</w:t>
+              <w:t>改派上限</w:t>
+            </w:r>
+          </w:p>
+        </w:tc>
+        <w:tc>
+          <w:tcPr>
+            <w:tcW w:type="dxa" w:w="1814"/>
+          </w:tcPr>
+          <w:p>
+            <w:r>
+              <w:rPr>
+                <w:rFonts w:ascii="Times New Roman" w:hAnsi="Times New Roman" w:eastAsia="宋体"/>
+                <w:b w:val="0"/>
+                <w:sz w:val="22"/>
+              </w:rPr>
+              <w:t>工单已自动改派2次仍超时</w:t>
+            </w:r>
+          </w:p>
+        </w:tc>
+        <w:tc>
+          <w:tcPr>
+            <w:tcW w:type="dxa" w:w="2154"/>
+          </w:tcPr>
+          <w:p>
+            <w:r>
+              <w:rPr>
+                <w:rFonts w:ascii="Times New Roman" w:hAnsi="Times New Roman" w:eastAsia="宋体"/>
+                <w:b w:val="0"/>
+                <w:sz w:val="22"/>
+              </w:rPr>
+              <w:t>触发定时任务</w:t>
+            </w:r>
+          </w:p>
+        </w:tc>
+        <w:tc>
+          <w:tcPr>
+            <w:tcW w:type="dxa" w:w="2835"/>
+          </w:tcPr>
+          <w:p>
+            <w:r>
+              <w:rPr>
+                <w:rFonts w:ascii="Times New Roman" w:hAnsi="Times New Roman" w:eastAsia="宋体"/>
+                <w:b w:val="0"/>
+                <w:sz w:val="22"/>
+              </w:rPr>
+              <w:t>不再改派，通知管理员人工介入</w:t>
+            </w:r>
+          </w:p>
+        </w:tc>
+      </w:tr>
+      <w:tr>
+        <w:tc>
+          <w:tcPr>
+            <w:tcW w:type="dxa" w:w="794"/>
+          </w:tcPr>
+          <w:p>
+            <w:r>
+              <w:rPr>
+                <w:rFonts w:ascii="Times New Roman" w:hAnsi="Times New Roman" w:eastAsia="宋体"/>
+                <w:b w:val="0"/>
+                <w:sz w:val="22"/>
+              </w:rPr>
+              <w:t>TC12</w:t>
             </w:r>
           </w:p>
         </w:tc>
@@ -2771,13 +2918,13 @@
                 <w:b w:val="0"/>
                 <w:sz w:val="22"/>
               </w:rPr>
-              <w:t>学生已登录</w:t>
+              <w:t>越权访问接口</w:t>
             </w:r>
           </w:p>
         </w:tc>
         <w:tc>
           <w:tcPr>
-            <w:tcW w:type="dxa" w:w="2268"/>
+            <w:tcW w:type="dxa" w:w="1814"/>
           </w:tcPr>
           <w:p>
             <w:r>
@@ -2786,7 +2933,22 @@
                 <w:b w:val="0"/>
                 <w:sz w:val="22"/>
               </w:rPr>
-              <w:t>学生调用管理员统计接口</w:t>
+              <w:t>住户已登录</w:t>
+            </w:r>
+          </w:p>
+        </w:tc>
+        <w:tc>
+          <w:tcPr>
+            <w:tcW w:type="dxa" w:w="2154"/>
+          </w:tcPr>
+          <w:p>
+            <w:r>
+              <w:rPr>
+                <w:rFonts w:ascii="Times New Roman" w:hAnsi="Times New Roman" w:eastAsia="宋体"/>
+                <w:b w:val="0"/>
+                <w:sz w:val="22"/>
+              </w:rPr>
+              <w:t>住户调用管理员统计接口</w:t>
             </w:r>
           </w:p>
         </w:tc>
@@ -2818,7 +2980,7 @@
                 <w:b w:val="0"/>
                 <w:sz w:val="22"/>
               </w:rPr>
-              <w:t>TC12</w:t>
+              <w:t>TC13</w:t>
             </w:r>
           </w:p>
         </w:tc>
@@ -2839,7 +3001,7 @@
         </w:tc>
         <w:tc>
           <w:tcPr>
-            <w:tcW w:type="dxa" w:w="1701"/>
+            <w:tcW w:type="dxa" w:w="1814"/>
           </w:tcPr>
           <w:p>
             <w:r>
@@ -2854,7 +3016,7 @@
         </w:tc>
         <w:tc>
           <w:tcPr>
-            <w:tcW w:type="dxa" w:w="2268"/>
+            <w:tcW w:type="dxa" w:w="2154"/>
           </w:tcPr>
           <w:p>
             <w:r>
@@ -2878,7 +3040,315 @@
                 <w:b w:val="0"/>
                 <w:sz w:val="22"/>
               </w:rPr>
-              <w:t>各图表数值与SQL统计结果一致</w:t>
+              <w:t>各图表（含热力图）数值与SQL统计结果一致</w:t>
+            </w:r>
+          </w:p>
+        </w:tc>
+      </w:tr>
+      <w:tr>
+        <w:tc>
+          <w:tcPr>
+            <w:tcW w:type="dxa" w:w="794"/>
+          </w:tcPr>
+          <w:p>
+            <w:r>
+              <w:rPr>
+                <w:rFonts w:ascii="Times New Roman" w:hAnsi="Times New Roman" w:eastAsia="宋体"/>
+                <w:b w:val="0"/>
+                <w:sz w:val="22"/>
+              </w:rPr>
+              <w:t>TC14</w:t>
+            </w:r>
+          </w:p>
+        </w:tc>
+        <w:tc>
+          <w:tcPr>
+            <w:tcW w:type="dxa" w:w="1701"/>
+          </w:tcPr>
+          <w:p>
+            <w:r>
+              <w:rPr>
+                <w:rFonts w:ascii="Times New Roman" w:hAnsi="Times New Roman" w:eastAsia="宋体"/>
+                <w:b w:val="0"/>
+                <w:sz w:val="22"/>
+              </w:rPr>
+              <w:t>登录锁定</w:t>
+            </w:r>
+          </w:p>
+        </w:tc>
+        <w:tc>
+          <w:tcPr>
+            <w:tcW w:type="dxa" w:w="1814"/>
+          </w:tcPr>
+          <w:p>
+            <w:r>
+              <w:rPr>
+                <w:rFonts w:ascii="Times New Roman" w:hAnsi="Times New Roman" w:eastAsia="宋体"/>
+                <w:b w:val="0"/>
+                <w:sz w:val="22"/>
+              </w:rPr>
+              <w:t>账号正常</w:t>
+            </w:r>
+          </w:p>
+        </w:tc>
+        <w:tc>
+          <w:tcPr>
+            <w:tcW w:type="dxa" w:w="2154"/>
+          </w:tcPr>
+          <w:p>
+            <w:r>
+              <w:rPr>
+                <w:rFonts w:ascii="Times New Roman" w:hAnsi="Times New Roman" w:eastAsia="宋体"/>
+                <w:b w:val="0"/>
+                <w:sz w:val="22"/>
+              </w:rPr>
+              <w:t>连续输错密码5次后再次尝试</w:t>
+            </w:r>
+          </w:p>
+        </w:tc>
+        <w:tc>
+          <w:tcPr>
+            <w:tcW w:type="dxa" w:w="2835"/>
+          </w:tcPr>
+          <w:p>
+            <w:r>
+              <w:rPr>
+                <w:rFonts w:ascii="Times New Roman" w:hAnsi="Times New Roman" w:eastAsia="宋体"/>
+                <w:b w:val="0"/>
+                <w:sz w:val="22"/>
+              </w:rPr>
+              <w:t>第6次提示账号已锁定，10分钟后自动解锁</w:t>
+            </w:r>
+          </w:p>
+        </w:tc>
+      </w:tr>
+      <w:tr>
+        <w:tc>
+          <w:tcPr>
+            <w:tcW w:type="dxa" w:w="794"/>
+          </w:tcPr>
+          <w:p>
+            <w:r>
+              <w:rPr>
+                <w:rFonts w:ascii="Times New Roman" w:hAnsi="Times New Roman" w:eastAsia="宋体"/>
+                <w:b w:val="0"/>
+                <w:sz w:val="22"/>
+              </w:rPr>
+              <w:t>TC15</w:t>
+            </w:r>
+          </w:p>
+        </w:tc>
+        <w:tc>
+          <w:tcPr>
+            <w:tcW w:type="dxa" w:w="1701"/>
+          </w:tcPr>
+          <w:p>
+            <w:r>
+              <w:rPr>
+                <w:rFonts w:ascii="Times New Roman" w:hAnsi="Times New Roman" w:eastAsia="宋体"/>
+                <w:b w:val="0"/>
+                <w:sz w:val="22"/>
+              </w:rPr>
+              <w:t>修改密码</w:t>
+            </w:r>
+          </w:p>
+        </w:tc>
+        <w:tc>
+          <w:tcPr>
+            <w:tcW w:type="dxa" w:w="1814"/>
+          </w:tcPr>
+          <w:p>
+            <w:r>
+              <w:rPr>
+                <w:rFonts w:ascii="Times New Roman" w:hAnsi="Times New Roman" w:eastAsia="宋体"/>
+                <w:b w:val="0"/>
+                <w:sz w:val="22"/>
+              </w:rPr>
+              <w:t>已登录</w:t>
+            </w:r>
+          </w:p>
+        </w:tc>
+        <w:tc>
+          <w:tcPr>
+            <w:tcW w:type="dxa" w:w="2154"/>
+          </w:tcPr>
+          <w:p>
+            <w:r>
+              <w:rPr>
+                <w:rFonts w:ascii="Times New Roman" w:hAnsi="Times New Roman" w:eastAsia="宋体"/>
+                <w:b w:val="0"/>
+                <w:sz w:val="22"/>
+              </w:rPr>
+              <w:t>旧密码错误提交</w:t>
+            </w:r>
+          </w:p>
+        </w:tc>
+        <w:tc>
+          <w:tcPr>
+            <w:tcW w:type="dxa" w:w="2835"/>
+          </w:tcPr>
+          <w:p>
+            <w:r>
+              <w:rPr>
+                <w:rFonts w:ascii="Times New Roman" w:hAnsi="Times New Roman" w:eastAsia="宋体"/>
+                <w:b w:val="0"/>
+                <w:sz w:val="22"/>
+              </w:rPr>
+              <w:t>拒绝并提示；旧密码正确时修改成功并用新密码可登录</w:t>
+            </w:r>
+          </w:p>
+        </w:tc>
+      </w:tr>
+      <w:tr>
+        <w:tc>
+          <w:tcPr>
+            <w:tcW w:type="dxa" w:w="794"/>
+          </w:tcPr>
+          <w:p>
+            <w:r>
+              <w:rPr>
+                <w:rFonts w:ascii="Times New Roman" w:hAnsi="Times New Roman" w:eastAsia="宋体"/>
+                <w:b w:val="0"/>
+                <w:sz w:val="22"/>
+              </w:rPr>
+              <w:t>TC16</w:t>
+            </w:r>
+          </w:p>
+        </w:tc>
+        <w:tc>
+          <w:tcPr>
+            <w:tcW w:type="dxa" w:w="1701"/>
+          </w:tcPr>
+          <w:p>
+            <w:r>
+              <w:rPr>
+                <w:rFonts w:ascii="Times New Roman" w:hAnsi="Times New Roman" w:eastAsia="宋体"/>
+                <w:b w:val="0"/>
+                <w:sz w:val="22"/>
+              </w:rPr>
+              <w:t>操作审计</w:t>
+            </w:r>
+          </w:p>
+        </w:tc>
+        <w:tc>
+          <w:tcPr>
+            <w:tcW w:type="dxa" w:w="1814"/>
+          </w:tcPr>
+          <w:p>
+            <w:r>
+              <w:rPr>
+                <w:rFonts w:ascii="Times New Roman" w:hAnsi="Times New Roman" w:eastAsia="宋体"/>
+                <w:b w:val="0"/>
+                <w:sz w:val="22"/>
+              </w:rPr>
+              <w:t>管理员已登录</w:t>
+            </w:r>
+          </w:p>
+        </w:tc>
+        <w:tc>
+          <w:tcPr>
+            <w:tcW w:type="dxa" w:w="2154"/>
+          </w:tcPr>
+          <w:p>
+            <w:r>
+              <w:rPr>
+                <w:rFonts w:ascii="Times New Roman" w:hAnsi="Times New Roman" w:eastAsia="宋体"/>
+                <w:b w:val="0"/>
+                <w:sz w:val="22"/>
+              </w:rPr>
+              <w:t>执行派单/关单等操作</w:t>
+            </w:r>
+          </w:p>
+        </w:tc>
+        <w:tc>
+          <w:tcPr>
+            <w:tcW w:type="dxa" w:w="2835"/>
+          </w:tcPr>
+          <w:p>
+            <w:r>
+              <w:rPr>
+                <w:rFonts w:ascii="Times New Roman" w:hAnsi="Times New Roman" w:eastAsia="宋体"/>
+                <w:b w:val="0"/>
+                <w:sz w:val="22"/>
+              </w:rPr>
+              <w:t>操作日志页可查到对应记录（操作人/IP/结果）</w:t>
+            </w:r>
+          </w:p>
+        </w:tc>
+      </w:tr>
+      <w:tr>
+        <w:tc>
+          <w:tcPr>
+            <w:tcW w:type="dxa" w:w="794"/>
+          </w:tcPr>
+          <w:p>
+            <w:r>
+              <w:rPr>
+                <w:rFonts w:ascii="Times New Roman" w:hAnsi="Times New Roman" w:eastAsia="宋体"/>
+                <w:b w:val="0"/>
+                <w:sz w:val="22"/>
+              </w:rPr>
+              <w:t>TC17</w:t>
+            </w:r>
+          </w:p>
+        </w:tc>
+        <w:tc>
+          <w:tcPr>
+            <w:tcW w:type="dxa" w:w="1701"/>
+          </w:tcPr>
+          <w:p>
+            <w:r>
+              <w:rPr>
+                <w:rFonts w:ascii="Times New Roman" w:hAnsi="Times New Roman" w:eastAsia="宋体"/>
+                <w:b w:val="0"/>
+                <w:sz w:val="22"/>
+              </w:rPr>
+              <w:t>FAQ推荐</w:t>
+            </w:r>
+          </w:p>
+        </w:tc>
+        <w:tc>
+          <w:tcPr>
+            <w:tcW w:type="dxa" w:w="1814"/>
+          </w:tcPr>
+          <w:p>
+            <w:r>
+              <w:rPr>
+                <w:rFonts w:ascii="Times New Roman" w:hAnsi="Times New Roman" w:eastAsia="宋体"/>
+                <w:b w:val="0"/>
+                <w:sz w:val="22"/>
+              </w:rPr>
+              <w:t>住户进入报修页</w:t>
+            </w:r>
+          </w:p>
+        </w:tc>
+        <w:tc>
+          <w:tcPr>
+            <w:tcW w:type="dxa" w:w="2154"/>
+          </w:tcPr>
+          <w:p>
+            <w:r>
+              <w:rPr>
+                <w:rFonts w:ascii="Times New Roman" w:hAnsi="Times New Roman" w:eastAsia="宋体"/>
+                <w:b w:val="0"/>
+                <w:sz w:val="22"/>
+              </w:rPr>
+              <w:t>选择“电梯故障”类型</w:t>
+            </w:r>
+          </w:p>
+        </w:tc>
+        <w:tc>
+          <w:tcPr>
+            <w:tcW w:type="dxa" w:w="2835"/>
+          </w:tcPr>
+          <w:p>
+            <w:r>
+              <w:rPr>
+                <w:rFonts w:ascii="Times New Roman" w:hAnsi="Times New Roman" w:eastAsia="宋体"/>
+                <w:b w:val="0"/>
+                <w:sz w:val="22"/>
+              </w:rPr>
+              <w:t>侧边出现电梯类FAQ条目</w:t>
             </w:r>
           </w:p>
         </w:tc>
@@ -2909,7 +3379,7 @@
           <w:b w:val="0"/>
           <w:sz w:val="24"/>
         </w:rPr>
-        <w:t>缺陷按“严重/一般/轻微”分级记录；严重缺陷（状态机错乱、权限绕过、数据不一致）必须清零方可交付。</w:t>
+        <w:t>缺陷按“严重/一般/轻微”分级记录；严重缺陷（状态机错乱、权限绕过、派单死循环/重复派单、数据不一致）必须清零方可交付。</w:t>
       </w:r>
     </w:p>
     <w:p>
@@ -3025,7 +3495,7 @@
                 <w:b w:val="0"/>
                 <w:sz w:val="22"/>
               </w:rPr>
-              <w:t>状态机分支遗漏导致流程漏洞</w:t>
+              <w:t>角色改名波及面大导致遗漏</w:t>
             </w:r>
           </w:p>
         </w:tc>
@@ -3070,7 +3540,7 @@
                 <w:b w:val="0"/>
                 <w:sz w:val="22"/>
               </w:rPr>
-              <w:t>先写流转规则表再编码；S4 阶段安排专项非法流转测试</w:t>
+              <w:t>先全局检索生成替换清单再统一修改，改完立即三角色登录回归</w:t>
             </w:r>
           </w:p>
         </w:tc>
@@ -3087,7 +3557,7 @@
                 <w:b w:val="0"/>
                 <w:sz w:val="22"/>
               </w:rPr>
-              <w:t>环境差异（JDK/MySQL版本、编码）</w:t>
+              <w:t>并发/重复触发自动派单</w:t>
             </w:r>
           </w:p>
         </w:tc>
@@ -3117,7 +3587,7 @@
                 <w:b w:val="0"/>
                 <w:sz w:val="22"/>
               </w:rPr>
-              <w:t>中</w:t>
+              <w:t>高</w:t>
             </w:r>
           </w:p>
         </w:tc>
@@ -3132,7 +3602,7 @@
                 <w:b w:val="0"/>
                 <w:sz w:val="22"/>
               </w:rPr>
-              <w:t>统一 JDK17+/MySQL8；SQL 脚本固定 utf8mb4；README 写明环境要求</w:t>
+              <w:t>派单更新 SQL 携带状态条件的乐观更新，更新失败即放弃本轮</w:t>
             </w:r>
           </w:p>
         </w:tc>
@@ -3149,7 +3619,69 @@
                 <w:b w:val="0"/>
                 <w:sz w:val="22"/>
               </w:rPr>
-              <w:t>图片上传的安全与磁盘占用</w:t>
+              <w:t>数据冷启动评分区分度低</w:t>
+            </w:r>
+          </w:p>
+        </w:tc>
+        <w:tc>
+          <w:tcPr>
+            <w:tcW w:type="dxa" w:w="1020"/>
+          </w:tcPr>
+          <w:p>
+            <w:r>
+              <w:rPr>
+                <w:rFonts w:ascii="Times New Roman" w:hAnsi="Times New Roman" w:eastAsia="宋体"/>
+                <w:b w:val="0"/>
+                <w:sz w:val="22"/>
+              </w:rPr>
+              <w:t>高</w:t>
+            </w:r>
+          </w:p>
+        </w:tc>
+        <w:tc>
+          <w:tcPr>
+            <w:tcW w:type="dxa" w:w="1020"/>
+          </w:tcPr>
+          <w:p>
+            <w:r>
+              <w:rPr>
+                <w:rFonts w:ascii="Times New Roman" w:hAnsi="Times New Roman" w:eastAsia="宋体"/>
+                <w:b w:val="0"/>
+                <w:sz w:val="22"/>
+              </w:rPr>
+              <w:t>中</w:t>
+            </w:r>
+          </w:p>
+        </w:tc>
+        <w:tc>
+          <w:tcPr>
+            <w:tcW w:type="dxa" w:w="4195"/>
+          </w:tcPr>
+          <w:p>
+            <w:r>
+              <w:rPr>
+                <w:rFonts w:ascii="Times New Roman" w:hAnsi="Times New Roman" w:eastAsia="宋体"/>
+                <w:b w:val="0"/>
+                <w:sz w:val="22"/>
+              </w:rPr>
+              <w:t>默认评分参数兜底 + init.sql 造演示数据；文档说明随运行数据积累效果提升</w:t>
+            </w:r>
+          </w:p>
+        </w:tc>
+      </w:tr>
+      <w:tr>
+        <w:tc>
+          <w:tcPr>
+            <w:tcW w:type="dxa" w:w="3118"/>
+          </w:tcPr>
+          <w:p>
+            <w:r>
+              <w:rPr>
+                <w:rFonts w:ascii="Times New Roman" w:hAnsi="Times New Roman" w:eastAsia="宋体"/>
+                <w:b w:val="0"/>
+                <w:sz w:val="22"/>
+              </w:rPr>
+              <w:t>改派风暴（反复换人）</w:t>
             </w:r>
           </w:p>
         </w:tc>
@@ -3194,7 +3726,131 @@
                 <w:b w:val="0"/>
                 <w:sz w:val="22"/>
               </w:rPr>
-              <w:t>类型白名单+大小限制+UUID重命名；预留切换 OSS 的接口层</w:t>
+              <w:t>改派后刷新派单时间 + tried_workers 排除 + 2 次上限，三重约束闭环</w:t>
+            </w:r>
+          </w:p>
+        </w:tc>
+      </w:tr>
+      <w:tr>
+        <w:tc>
+          <w:tcPr>
+            <w:tcW w:type="dxa" w:w="3118"/>
+          </w:tcPr>
+          <w:p>
+            <w:r>
+              <w:rPr>
+                <w:rFonts w:ascii="Times New Roman" w:hAnsi="Times New Roman" w:eastAsia="宋体"/>
+                <w:b w:val="0"/>
+                <w:sz w:val="22"/>
+              </w:rPr>
+              <w:t>权重配置非法（全0/越界）</w:t>
+            </w:r>
+          </w:p>
+        </w:tc>
+        <w:tc>
+          <w:tcPr>
+            <w:tcW w:type="dxa" w:w="1020"/>
+          </w:tcPr>
+          <w:p>
+            <w:r>
+              <w:rPr>
+                <w:rFonts w:ascii="Times New Roman" w:hAnsi="Times New Roman" w:eastAsia="宋体"/>
+                <w:b w:val="0"/>
+                <w:sz w:val="22"/>
+              </w:rPr>
+              <w:t>低</w:t>
+            </w:r>
+          </w:p>
+        </w:tc>
+        <w:tc>
+          <w:tcPr>
+            <w:tcW w:type="dxa" w:w="1020"/>
+          </w:tcPr>
+          <w:p>
+            <w:r>
+              <w:rPr>
+                <w:rFonts w:ascii="Times New Roman" w:hAnsi="Times New Roman" w:eastAsia="宋体"/>
+                <w:b w:val="0"/>
+                <w:sz w:val="22"/>
+              </w:rPr>
+              <w:t>中</w:t>
+            </w:r>
+          </w:p>
+        </w:tc>
+        <w:tc>
+          <w:tcPr>
+            <w:tcW w:type="dxa" w:w="4195"/>
+          </w:tcPr>
+          <w:p>
+            <w:r>
+              <w:rPr>
+                <w:rFonts w:ascii="Times New Roman" w:hAnsi="Times New Roman" w:eastAsia="宋体"/>
+                <w:b w:val="0"/>
+                <w:sz w:val="22"/>
+              </w:rPr>
+              <w:t>规则保存时校验各权重∈[0,1] 且总和&gt;0</w:t>
+            </w:r>
+          </w:p>
+        </w:tc>
+      </w:tr>
+      <w:tr>
+        <w:tc>
+          <w:tcPr>
+            <w:tcW w:type="dxa" w:w="3118"/>
+          </w:tcPr>
+          <w:p>
+            <w:r>
+              <w:rPr>
+                <w:rFonts w:ascii="Times New Roman" w:hAnsi="Times New Roman" w:eastAsia="宋体"/>
+                <w:b w:val="0"/>
+                <w:sz w:val="22"/>
+              </w:rPr>
+              <w:t>审计参数泄露敏感信息</w:t>
+            </w:r>
+          </w:p>
+        </w:tc>
+        <w:tc>
+          <w:tcPr>
+            <w:tcW w:type="dxa" w:w="1020"/>
+          </w:tcPr>
+          <w:p>
+            <w:r>
+              <w:rPr>
+                <w:rFonts w:ascii="Times New Roman" w:hAnsi="Times New Roman" w:eastAsia="宋体"/>
+                <w:b w:val="0"/>
+                <w:sz w:val="22"/>
+              </w:rPr>
+              <w:t>低</w:t>
+            </w:r>
+          </w:p>
+        </w:tc>
+        <w:tc>
+          <w:tcPr>
+            <w:tcW w:type="dxa" w:w="1020"/>
+          </w:tcPr>
+          <w:p>
+            <w:r>
+              <w:rPr>
+                <w:rFonts w:ascii="Times New Roman" w:hAnsi="Times New Roman" w:eastAsia="宋体"/>
+                <w:b w:val="0"/>
+                <w:sz w:val="22"/>
+              </w:rPr>
+              <w:t>中</w:t>
+            </w:r>
+          </w:p>
+        </w:tc>
+        <w:tc>
+          <w:tcPr>
+            <w:tcW w:type="dxa" w:w="4195"/>
+          </w:tcPr>
+          <w:p>
+            <w:r>
+              <w:rPr>
+                <w:rFonts w:ascii="Times New Roman" w:hAnsi="Times New Roman" w:eastAsia="宋体"/>
+                <w:b w:val="0"/>
+                <w:sz w:val="22"/>
+              </w:rPr>
+              <w:t>切面内对密码等字段脱敏、超长截断</w:t>
             </w:r>
           </w:p>
         </w:tc>
@@ -3256,69 +3912,7 @@
                 <w:b w:val="0"/>
                 <w:sz w:val="22"/>
               </w:rPr>
-              <w:t>里程碑缓冲 10%；优先保障核心状态机，统计/公告可后置</w:t>
-            </w:r>
-          </w:p>
-        </w:tc>
-      </w:tr>
-      <w:tr>
-        <w:tc>
-          <w:tcPr>
-            <w:tcW w:type="dxa" w:w="3118"/>
-          </w:tcPr>
-          <w:p>
-            <w:r>
-              <w:rPr>
-                <w:rFonts w:ascii="Times New Roman" w:hAnsi="Times New Roman" w:eastAsia="宋体"/>
-                <w:b w:val="0"/>
-                <w:sz w:val="22"/>
-              </w:rPr>
-              <w:t>催办任务重复发送消息</w:t>
-            </w:r>
-          </w:p>
-        </w:tc>
-        <w:tc>
-          <w:tcPr>
-            <w:tcW w:type="dxa" w:w="1020"/>
-          </w:tcPr>
-          <w:p>
-            <w:r>
-              <w:rPr>
-                <w:rFonts w:ascii="Times New Roman" w:hAnsi="Times New Roman" w:eastAsia="宋体"/>
-                <w:b w:val="0"/>
-                <w:sz w:val="22"/>
-              </w:rPr>
-              <w:t>低</w:t>
-            </w:r>
-          </w:p>
-        </w:tc>
-        <w:tc>
-          <w:tcPr>
-            <w:tcW w:type="dxa" w:w="1020"/>
-          </w:tcPr>
-          <w:p>
-            <w:r>
-              <w:rPr>
-                <w:rFonts w:ascii="Times New Roman" w:hAnsi="Times New Roman" w:eastAsia="宋体"/>
-                <w:b w:val="0"/>
-                <w:sz w:val="22"/>
-              </w:rPr>
-              <w:t>低</w:t>
-            </w:r>
-          </w:p>
-        </w:tc>
-        <w:tc>
-          <w:tcPr>
-            <w:tcW w:type="dxa" w:w="4195"/>
-          </w:tcPr>
-          <w:p>
-            <w:r>
-              <w:rPr>
-                <w:rFonts w:ascii="Times New Roman" w:hAnsi="Times New Roman" w:eastAsia="宋体"/>
-                <w:b w:val="0"/>
-                <w:sz w:val="22"/>
-              </w:rPr>
-              <w:t>按状态+时间阈值筛选，任务幂等；必要时记录上次催办时间</w:t>
+              <w:t>里程碑缓冲 10%；优先保障智能派单核心，FAQ/大屏可后置</w:t>
             </w:r>
           </w:p>
         </w:tc>
@@ -3349,7 +3943,7 @@
           <w:b w:val="0"/>
           <w:sz w:val="24"/>
         </w:rPr>
-        <w:t>系统源码：backend/（Spring Boot 工程）、frontend/（Vue3 工程）；</w:t>
+        <w:t>系统源码：backend/（Spring Boot 工程）、frontend/（Vue3 工程），含 V2.0 全部新增模块；</w:t>
       </w:r>
     </w:p>
     <w:p>
@@ -3362,7 +3956,7 @@
           <w:b w:val="0"/>
           <w:sz w:val="24"/>
         </w:rPr>
-        <w:t>数据库脚本：sql/init.sql（建库建表与初始数据）；</w:t>
+        <w:t>数据库脚本：sql/init.sql（V2.0 全量建库）与 sql/upgrade_v2.sql（V1.0 升级脚本）；</w:t>
       </w:r>
     </w:p>
     <w:p>
@@ -3375,7 +3969,7 @@
           <w:b w:val="0"/>
           <w:sz w:val="24"/>
         </w:rPr>
-        <w:t>文档：需求规格说明书、项目实施计划、README（部署运行说明）；</w:t>
+        <w:t>文档：需求规格说明书 V2.0、项目实施计划 V2.0、README（部署运行说明）；</w:t>
       </w:r>
     </w:p>
     <w:p>
@@ -3401,7 +3995,7 @@
           <w:b w:val="0"/>
           <w:sz w:val="24"/>
         </w:rPr>
-        <w:t>演示材料：答辩演示脚本与演示数据。</w:t>
+        <w:t>演示材料：答辩演示脚本（含智能派单得分明细演示动线）与演示数据。</w:t>
       </w:r>
     </w:p>
     <w:p>
@@ -3441,6 +4035,19 @@
           <w:b w:val="0"/>
           <w:sz w:val="24"/>
         </w:rPr>
+        <w:t>数据库：全新环境执行 sql/init.sql；已有 V1.0 环境执行 sql/upgrade_v2.sql 增量升级；</w:t>
+      </w:r>
+    </w:p>
+    <w:p>
+      <w:pPr>
+        <w:pStyle w:val="ListBullet"/>
+      </w:pPr>
+      <w:r>
+        <w:rPr>
+          <w:rFonts w:ascii="Times New Roman" w:hAnsi="Times New Roman" w:eastAsia="宋体"/>
+          <w:b w:val="0"/>
+          <w:sz w:val="24"/>
+        </w:rPr>
         <w:t>生产环境：后端 mvn package 打 jar 包运行，前端 npm run build 产物交由 Nginx 托管并反向代理 /api；</w:t>
       </w:r>
     </w:p>
@@ -3454,7 +4061,433 @@
           <w:b w:val="0"/>
           <w:sz w:val="24"/>
         </w:rPr>
-        <w:t>数据库：执行 init.sql 初始化；生产环境修改 JWT 密钥与数据库口令。</w:t>
+        <w:t>敏感配置：通过环境变量注入 DB_USERNAME/DB_PASSWORD/JWT_SECRET/UPLOAD_DIR，或使用不入库的 application-local.yml 本地覆盖。</w:t>
+      </w:r>
+    </w:p>
+    <w:p>
+      <w:pPr>
+        <w:pStyle w:val="Heading2"/>
+      </w:pPr>
+      <w:r>
+        <w:rPr>
+          <w:rFonts w:ascii="Times New Roman" w:hAnsi="Times New Roman" w:eastAsia="黑体"/>
+          <w:b/>
+          <w:color w:val="000000"/>
+          <w:sz w:val="28"/>
+        </w:rPr>
+        <w:t>8.1  默认账号与初始密码（仅测试环境）</w:t>
+      </w:r>
+    </w:p>
+    <w:tbl>
+      <w:tblPr>
+        <w:tblStyle w:val="TableGrid"/>
+        <w:tblW w:type="auto" w:w="0"/>
+        <w:jc w:val="center"/>
+        <w:tblLook w:firstColumn="1" w:firstRow="1" w:lastColumn="0" w:lastRow="0" w:noHBand="0" w:noVBand="1" w:val="04A0"/>
+      </w:tblPr>
+      <w:tblGrid>
+        <w:gridCol w:w="2266"/>
+        <w:gridCol w:w="2266"/>
+        <w:gridCol w:w="2266"/>
+        <w:gridCol w:w="2266"/>
+      </w:tblGrid>
+      <w:tr>
+        <w:tc>
+          <w:tcPr>
+            <w:tcW w:type="dxa" w:w="1417"/>
+          </w:tcPr>
+          <w:p>
+            <w:pPr>
+              <w:jc w:val="center"/>
+            </w:pPr>
+            <w:r>
+              <w:rPr>
+                <w:rFonts w:ascii="Times New Roman" w:hAnsi="Times New Roman" w:eastAsia="黑体"/>
+                <w:b/>
+                <w:sz w:val="22"/>
+              </w:rPr>
+              <w:t>账号</w:t>
+            </w:r>
+          </w:p>
+        </w:tc>
+        <w:tc>
+          <w:tcPr>
+            <w:tcW w:type="dxa" w:w="1247"/>
+          </w:tcPr>
+          <w:p>
+            <w:pPr>
+              <w:jc w:val="center"/>
+            </w:pPr>
+            <w:r>
+              <w:rPr>
+                <w:rFonts w:ascii="Times New Roman" w:hAnsi="Times New Roman" w:eastAsia="黑体"/>
+                <w:b/>
+                <w:sz w:val="22"/>
+              </w:rPr>
+              <w:t>角色</w:t>
+            </w:r>
+          </w:p>
+        </w:tc>
+        <w:tc>
+          <w:tcPr>
+            <w:tcW w:type="dxa" w:w="1134"/>
+          </w:tcPr>
+          <w:p>
+            <w:pPr>
+              <w:jc w:val="center"/>
+            </w:pPr>
+            <w:r>
+              <w:rPr>
+                <w:rFonts w:ascii="Times New Roman" w:hAnsi="Times New Roman" w:eastAsia="黑体"/>
+                <w:b/>
+                <w:sz w:val="22"/>
+              </w:rPr>
+              <w:t>初始密码</w:t>
+            </w:r>
+          </w:p>
+        </w:tc>
+        <w:tc>
+          <w:tcPr>
+            <w:tcW w:type="dxa" w:w="5556"/>
+          </w:tcPr>
+          <w:p>
+            <w:pPr>
+              <w:jc w:val="center"/>
+            </w:pPr>
+            <w:r>
+              <w:rPr>
+                <w:rFonts w:ascii="Times New Roman" w:hAnsi="Times New Roman" w:eastAsia="黑体"/>
+                <w:b/>
+                <w:sz w:val="22"/>
+              </w:rPr>
+              <w:t>说明</w:t>
+            </w:r>
+          </w:p>
+        </w:tc>
+      </w:tr>
+      <w:tr>
+        <w:tc>
+          <w:tcPr>
+            <w:tcW w:type="dxa" w:w="1417"/>
+          </w:tcPr>
+          <w:p>
+            <w:r>
+              <w:rPr>
+                <w:rFonts w:ascii="Times New Roman" w:hAnsi="Times New Roman" w:eastAsia="宋体"/>
+                <w:b w:val="0"/>
+                <w:sz w:val="22"/>
+              </w:rPr>
+              <w:t>admin</w:t>
+            </w:r>
+          </w:p>
+        </w:tc>
+        <w:tc>
+          <w:tcPr>
+            <w:tcW w:type="dxa" w:w="1247"/>
+          </w:tcPr>
+          <w:p>
+            <w:r>
+              <w:rPr>
+                <w:rFonts w:ascii="Times New Roman" w:hAnsi="Times New Roman" w:eastAsia="宋体"/>
+                <w:b w:val="0"/>
+                <w:sz w:val="22"/>
+              </w:rPr>
+              <w:t>管理员</w:t>
+            </w:r>
+          </w:p>
+        </w:tc>
+        <w:tc>
+          <w:tcPr>
+            <w:tcW w:type="dxa" w:w="1134"/>
+          </w:tcPr>
+          <w:p>
+            <w:r>
+              <w:rPr>
+                <w:rFonts w:ascii="Times New Roman" w:hAnsi="Times New Roman" w:eastAsia="宋体"/>
+                <w:b w:val="0"/>
+                <w:sz w:val="22"/>
+              </w:rPr>
+              <w:t>123456</w:t>
+            </w:r>
+          </w:p>
+        </w:tc>
+        <w:tc>
+          <w:tcPr>
+            <w:tcW w:type="dxa" w:w="5556"/>
+          </w:tcPr>
+          <w:p>
+            <w:r>
+              <w:rPr>
+                <w:rFonts w:ascii="Times New Roman" w:hAnsi="Times New Roman" w:eastAsia="宋体"/>
+                <w:b w:val="0"/>
+                <w:sz w:val="22"/>
+              </w:rPr>
+              <w:t>智能派单兜底、用户/技能/字典/公告/FAQ管理、审计查询、统计大屏</w:t>
+            </w:r>
+          </w:p>
+        </w:tc>
+      </w:tr>
+      <w:tr>
+        <w:tc>
+          <w:tcPr>
+            <w:tcW w:type="dxa" w:w="1417"/>
+          </w:tcPr>
+          <w:p>
+            <w:r>
+              <w:rPr>
+                <w:rFonts w:ascii="Times New Roman" w:hAnsi="Times New Roman" w:eastAsia="宋体"/>
+                <w:b w:val="0"/>
+                <w:sz w:val="22"/>
+              </w:rPr>
+              <w:t>zhangsan</w:t>
+            </w:r>
+          </w:p>
+        </w:tc>
+        <w:tc>
+          <w:tcPr>
+            <w:tcW w:type="dxa" w:w="1247"/>
+          </w:tcPr>
+          <w:p>
+            <w:r>
+              <w:rPr>
+                <w:rFonts w:ascii="Times New Roman" w:hAnsi="Times New Roman" w:eastAsia="宋体"/>
+                <w:b w:val="0"/>
+                <w:sz w:val="22"/>
+              </w:rPr>
+              <w:t>住户</w:t>
+            </w:r>
+          </w:p>
+        </w:tc>
+        <w:tc>
+          <w:tcPr>
+            <w:tcW w:type="dxa" w:w="1134"/>
+          </w:tcPr>
+          <w:p>
+            <w:r>
+              <w:rPr>
+                <w:rFonts w:ascii="Times New Roman" w:hAnsi="Times New Roman" w:eastAsia="宋体"/>
+                <w:b w:val="0"/>
+                <w:sz w:val="22"/>
+              </w:rPr>
+              <w:t>123456</w:t>
+            </w:r>
+          </w:p>
+        </w:tc>
+        <w:tc>
+          <w:tcPr>
+            <w:tcW w:type="dxa" w:w="5556"/>
+          </w:tcPr>
+          <w:p>
+            <w:r>
+              <w:rPr>
+                <w:rFonts w:ascii="Times New Roman" w:hAnsi="Times New Roman" w:eastAsia="宋体"/>
+                <w:b w:val="0"/>
+                <w:sz w:val="22"/>
+              </w:rPr>
+              <w:t>提交报修、验收评价、催办、知识库浏览</w:t>
+            </w:r>
+          </w:p>
+        </w:tc>
+      </w:tr>
+      <w:tr>
+        <w:tc>
+          <w:tcPr>
+            <w:tcW w:type="dxa" w:w="1417"/>
+          </w:tcPr>
+          <w:p>
+            <w:r>
+              <w:rPr>
+                <w:rFonts w:ascii="Times New Roman" w:hAnsi="Times New Roman" w:eastAsia="宋体"/>
+                <w:b w:val="0"/>
+                <w:sz w:val="22"/>
+              </w:rPr>
+              <w:t>lisi</w:t>
+            </w:r>
+          </w:p>
+        </w:tc>
+        <w:tc>
+          <w:tcPr>
+            <w:tcW w:type="dxa" w:w="1247"/>
+          </w:tcPr>
+          <w:p>
+            <w:r>
+              <w:rPr>
+                <w:rFonts w:ascii="Times New Roman" w:hAnsi="Times New Roman" w:eastAsia="宋体"/>
+                <w:b w:val="0"/>
+                <w:sz w:val="22"/>
+              </w:rPr>
+              <w:t>维修工</w:t>
+            </w:r>
+          </w:p>
+        </w:tc>
+        <w:tc>
+          <w:tcPr>
+            <w:tcW w:type="dxa" w:w="1134"/>
+          </w:tcPr>
+          <w:p>
+            <w:r>
+              <w:rPr>
+                <w:rFonts w:ascii="Times New Roman" w:hAnsi="Times New Roman" w:eastAsia="宋体"/>
+                <w:b w:val="0"/>
+                <w:sz w:val="22"/>
+              </w:rPr>
+              <w:t>123456</w:t>
+            </w:r>
+          </w:p>
+        </w:tc>
+        <w:tc>
+          <w:tcPr>
+            <w:tcW w:type="dxa" w:w="5556"/>
+          </w:tcPr>
+          <w:p>
+            <w:r>
+              <w:rPr>
+                <w:rFonts w:ascii="Times New Roman" w:hAnsi="Times New Roman" w:eastAsia="宋体"/>
+                <w:b w:val="0"/>
+                <w:sz w:val="22"/>
+              </w:rPr>
+              <w:t>维修任务处理（演示技能：水电维修等）</w:t>
+            </w:r>
+          </w:p>
+        </w:tc>
+      </w:tr>
+      <w:tr>
+        <w:tc>
+          <w:tcPr>
+            <w:tcW w:type="dxa" w:w="1417"/>
+          </w:tcPr>
+          <w:p>
+            <w:r>
+              <w:rPr>
+                <w:rFonts w:ascii="Times New Roman" w:hAnsi="Times New Roman" w:eastAsia="宋体"/>
+                <w:b w:val="0"/>
+                <w:sz w:val="22"/>
+              </w:rPr>
+              <w:t>wangwu</w:t>
+            </w:r>
+          </w:p>
+        </w:tc>
+        <w:tc>
+          <w:tcPr>
+            <w:tcW w:type="dxa" w:w="1247"/>
+          </w:tcPr>
+          <w:p>
+            <w:r>
+              <w:rPr>
+                <w:rFonts w:ascii="Times New Roman" w:hAnsi="Times New Roman" w:eastAsia="宋体"/>
+                <w:b w:val="0"/>
+                <w:sz w:val="22"/>
+              </w:rPr>
+              <w:t>维修工</w:t>
+            </w:r>
+          </w:p>
+        </w:tc>
+        <w:tc>
+          <w:tcPr>
+            <w:tcW w:type="dxa" w:w="1134"/>
+          </w:tcPr>
+          <w:p>
+            <w:r>
+              <w:rPr>
+                <w:rFonts w:ascii="Times New Roman" w:hAnsi="Times New Roman" w:eastAsia="宋体"/>
+                <w:b w:val="0"/>
+                <w:sz w:val="22"/>
+              </w:rPr>
+              <w:t>123456</w:t>
+            </w:r>
+          </w:p>
+        </w:tc>
+        <w:tc>
+          <w:tcPr>
+            <w:tcW w:type="dxa" w:w="5556"/>
+          </w:tcPr>
+          <w:p>
+            <w:r>
+              <w:rPr>
+                <w:rFonts w:ascii="Times New Roman" w:hAnsi="Times New Roman" w:eastAsia="宋体"/>
+                <w:b w:val="0"/>
+                <w:sz w:val="22"/>
+              </w:rPr>
+              <w:t>维修任务处理（演示技能：门窗/电梯等）</w:t>
+            </w:r>
+          </w:p>
+        </w:tc>
+      </w:tr>
+      <w:tr>
+        <w:tc>
+          <w:tcPr>
+            <w:tcW w:type="dxa" w:w="1417"/>
+          </w:tcPr>
+          <w:p>
+            <w:r>
+              <w:rPr>
+                <w:rFonts w:ascii="Times New Roman" w:hAnsi="Times New Roman" w:eastAsia="宋体"/>
+                <w:b w:val="0"/>
+                <w:sz w:val="22"/>
+              </w:rPr>
+              <w:t>root</w:t>
+            </w:r>
+          </w:p>
+        </w:tc>
+        <w:tc>
+          <w:tcPr>
+            <w:tcW w:type="dxa" w:w="1247"/>
+          </w:tcPr>
+          <w:p>
+            <w:r>
+              <w:rPr>
+                <w:rFonts w:ascii="Times New Roman" w:hAnsi="Times New Roman" w:eastAsia="宋体"/>
+                <w:b w:val="0"/>
+                <w:sz w:val="22"/>
+              </w:rPr>
+              <w:t>MySQL数据库</w:t>
+            </w:r>
+          </w:p>
+        </w:tc>
+        <w:tc>
+          <w:tcPr>
+            <w:tcW w:type="dxa" w:w="1134"/>
+          </w:tcPr>
+          <w:p>
+            <w:r>
+              <w:rPr>
+                <w:rFonts w:ascii="Times New Roman" w:hAnsi="Times New Roman" w:eastAsia="宋体"/>
+                <w:b w:val="0"/>
+                <w:sz w:val="22"/>
+              </w:rPr>
+              <w:t>1234</w:t>
+            </w:r>
+          </w:p>
+        </w:tc>
+        <w:tc>
+          <w:tcPr>
+            <w:tcW w:type="dxa" w:w="5556"/>
+          </w:tcPr>
+          <w:p>
+            <w:r>
+              <w:rPr>
+                <w:rFonts w:ascii="Times New Roman" w:hAnsi="Times New Roman" w:eastAsia="宋体"/>
+                <w:b w:val="0"/>
+                <w:sz w:val="22"/>
+              </w:rPr>
+              <w:t>本地数据库登录口令，配置于 application.yml；仅限本机开发环境，生产环境必须更换且不得写入文档</w:t>
+            </w:r>
+          </w:p>
+        </w:tc>
+      </w:tr>
+    </w:tbl>
+    <w:p/>
+    <w:p>
+      <w:pPr>
+        <w:ind w:firstLine="480"/>
+      </w:pPr>
+      <w:r>
+        <w:rPr>
+          <w:rFonts w:ascii="Times New Roman" w:hAnsi="Times New Roman" w:eastAsia="宋体"/>
+          <w:b w:val="0"/>
+          <w:sz w:val="24"/>
+        </w:rPr>
+        <w:t>说明：系统登录密码在测试环境统一为 123456，以 BCrypt 加密存储于 user 表；正式使用时可通过个人中心的“修改密码”功能或由管理员在用户管理中重置。数据库连接口令属环境敏感配置，不纳入系统功能文档口径。</w:t>
       </w:r>
     </w:p>
     <w:sectPr>

--- a/repair-system/docs/报修工单管理系统-项目实施计划.docx
+++ b/repair-system/docs/报修工单管理系统-项目实施计划.docx
@@ -1749,6 +1749,14 @@
           <w:sz w:val="24"/>
         </w:rPr>
         <w:t>11.6 工单管理页派单弹窗改为智能推荐模式（分项得分条形图、一键采纳/手选），详情展示派单方式与改派次数。</w:t>
+      </w:r>
+    </w:p>
+    <w:p>
+      <w:pPr>
+        <w:pStyle w:val="ListBullet"/>
+      </w:pPr>
+      <w:r>
+        <w:t>11.7 维修工接单确认与维修状态展示：任务台为"处理中"工单增加"接单"按钮，接单记录接单时间并写入流转日志、通知住户，任务台以"维修中"标识；同时删除前端演示切换功能，消息中心/公告列表提为各角色菜单项。</w:t>
       </w:r>
     </w:p>
     <w:p>
